--- a/用户手册.docx
+++ b/用户手册.docx
@@ -4,20 +4,15 @@
   <w:body>
     <w:p>
       <w:pPr>
-        <w:rPr>
-          <w:rFonts w:ascii="宋体" w:eastAsia="宋体" w:hAnsi="宋体"/>
-        </w:rPr>
-      </w:pPr>
-      <w:r>
-        <w:rPr>
-          <w:rFonts w:ascii="宋体" w:eastAsia="宋体" w:hAnsi="宋体" w:hint="eastAsia"/>
+        <w:pStyle w:val="1"/>
+      </w:pPr>
+      <w:r>
+        <w:rPr>
+          <w:rFonts w:hint="eastAsia"/>
         </w:rPr>
         <w:t>用户手册：中间业务管理系统（</w:t>
       </w:r>
       <w:r>
-        <w:rPr>
-          <w:rFonts w:ascii="宋体" w:eastAsia="宋体" w:hAnsi="宋体"/>
-        </w:rPr>
         <w:t>BIBMS）需求分析说明书</w:t>
       </w:r>
     </w:p>
@@ -38,7 +33,19 @@
         <w:rPr>
           <w:rFonts w:ascii="宋体" w:eastAsia="宋体" w:hAnsi="宋体" w:hint="eastAsia"/>
         </w:rPr>
-        <w:t>目录：</w:t>
+        <w:t>目录</w:t>
+      </w:r>
+      <w:r>
+        <w:rPr>
+          <w:rFonts w:ascii="宋体" w:eastAsia="宋体" w:hAnsi="宋体" w:hint="eastAsia"/>
+        </w:rPr>
+        <w:t>Context</w:t>
+      </w:r>
+      <w:r>
+        <w:rPr>
+          <w:rFonts w:ascii="宋体" w:eastAsia="宋体" w:hAnsi="宋体" w:hint="eastAsia"/>
+        </w:rPr>
+        <w:t>：</w:t>
       </w:r>
     </w:p>
     <w:p>
@@ -470,6 +477,7 @@
         <w:rPr>
           <w:rFonts w:ascii="宋体" w:eastAsia="宋体" w:hAnsi="宋体"/>
         </w:rPr>
+        <w:lastRenderedPageBreak/>
         <w:t>6.1 转账操作流程</w:t>
       </w:r>
     </w:p>
@@ -542,7 +550,1370 @@
         <w:rPr>
           <w:rFonts w:ascii="宋体" w:eastAsia="宋体" w:hAnsi="宋体"/>
         </w:rPr>
+        <w:t>7.2 工资审核流程</w:t>
+      </w:r>
+    </w:p>
+    <w:p>
+      <w:pPr>
+        <w:rPr>
+          <w:rFonts w:ascii="宋体" w:eastAsia="宋体" w:hAnsi="宋体"/>
+        </w:rPr>
+      </w:pPr>
+    </w:p>
+    <w:p>
+      <w:pPr>
+        <w:rPr>
+          <w:rFonts w:ascii="宋体" w:eastAsia="宋体" w:hAnsi="宋体"/>
+        </w:rPr>
+      </w:pPr>
+      <w:r>
+        <w:rPr>
+          <w:rFonts w:ascii="宋体" w:eastAsia="宋体" w:hAnsi="宋体" w:hint="eastAsia"/>
+        </w:rPr>
+        <w:t>八、系统维护与安全</w:t>
+      </w:r>
+    </w:p>
+    <w:p>
+      <w:pPr>
+        <w:rPr>
+          <w:rFonts w:ascii="宋体" w:eastAsia="宋体" w:hAnsi="宋体"/>
+        </w:rPr>
+      </w:pPr>
+      <w:r>
+        <w:rPr>
+          <w:rFonts w:ascii="宋体" w:eastAsia="宋体" w:hAnsi="宋体"/>
+        </w:rPr>
+        <w:t>8.1 数据备份与恢复</w:t>
+      </w:r>
+    </w:p>
+    <w:p>
+      <w:pPr>
+        <w:rPr>
+          <w:rFonts w:ascii="宋体" w:eastAsia="宋体" w:hAnsi="宋体"/>
+        </w:rPr>
+      </w:pPr>
+      <w:r>
+        <w:rPr>
+          <w:rFonts w:ascii="宋体" w:eastAsia="宋体" w:hAnsi="宋体"/>
+        </w:rPr>
+        <w:t>8.2 系统日志记录</w:t>
+      </w:r>
+    </w:p>
+    <w:p>
+      <w:pPr>
+        <w:rPr>
+          <w:rFonts w:ascii="宋体" w:eastAsia="宋体" w:hAnsi="宋体"/>
+        </w:rPr>
+      </w:pPr>
+      <w:r>
+        <w:rPr>
+          <w:rFonts w:ascii="宋体" w:eastAsia="宋体" w:hAnsi="宋体"/>
+        </w:rPr>
+        <w:t>8.3 用户权限管理</w:t>
+      </w:r>
+    </w:p>
+    <w:p>
+      <w:pPr>
+        <w:rPr>
+          <w:rFonts w:ascii="宋体" w:eastAsia="宋体" w:hAnsi="宋体"/>
+        </w:rPr>
+      </w:pPr>
+    </w:p>
+    <w:p>
+      <w:pPr>
+        <w:rPr>
+          <w:rFonts w:ascii="宋体" w:eastAsia="宋体" w:hAnsi="宋体"/>
+        </w:rPr>
+      </w:pPr>
+      <w:r>
+        <w:rPr>
+          <w:rFonts w:ascii="宋体" w:eastAsia="宋体" w:hAnsi="宋体" w:hint="eastAsia"/>
+        </w:rPr>
+        <w:t>九、常见问题解答</w:t>
+      </w:r>
+    </w:p>
+    <w:p>
+      <w:pPr>
+        <w:rPr>
+          <w:rFonts w:ascii="宋体" w:eastAsia="宋体" w:hAnsi="宋体"/>
+        </w:rPr>
+      </w:pPr>
+      <w:r>
+        <w:rPr>
+          <w:rFonts w:ascii="宋体" w:eastAsia="宋体" w:hAnsi="宋体"/>
+        </w:rPr>
+        <w:t>9.1 用户注册常见问题</w:t>
+      </w:r>
+    </w:p>
+    <w:p>
+      <w:pPr>
+        <w:rPr>
+          <w:rFonts w:ascii="宋体" w:eastAsia="宋体" w:hAnsi="宋体"/>
+        </w:rPr>
+      </w:pPr>
+      <w:r>
+        <w:rPr>
+          <w:rFonts w:ascii="宋体" w:eastAsia="宋体" w:hAnsi="宋体"/>
+        </w:rPr>
+        <w:t>9.2 角色管理常见问题</w:t>
+      </w:r>
+    </w:p>
+    <w:p>
+      <w:pPr>
+        <w:rPr>
+          <w:rFonts w:ascii="宋体" w:eastAsia="宋体" w:hAnsi="宋体"/>
+        </w:rPr>
+      </w:pPr>
+      <w:r>
+        <w:rPr>
+          <w:rFonts w:ascii="宋体" w:eastAsia="宋体" w:hAnsi="宋体"/>
+        </w:rPr>
+        <w:t>9.3 客户管理常见问题</w:t>
+      </w:r>
+    </w:p>
+    <w:p>
+      <w:pPr>
+        <w:rPr>
+          <w:rFonts w:ascii="宋体" w:eastAsia="宋体" w:hAnsi="宋体"/>
+        </w:rPr>
+      </w:pPr>
+      <w:r>
+        <w:rPr>
+          <w:rFonts w:ascii="宋体" w:eastAsia="宋体" w:hAnsi="宋体"/>
+        </w:rPr>
+        <w:t>9.4 转账功能常见问题</w:t>
+      </w:r>
+    </w:p>
+    <w:p>
+      <w:pPr>
+        <w:rPr>
+          <w:rFonts w:ascii="宋体" w:eastAsia="宋体" w:hAnsi="宋体"/>
+        </w:rPr>
+      </w:pPr>
+      <w:r>
+        <w:rPr>
+          <w:rFonts w:ascii="宋体" w:eastAsia="宋体" w:hAnsi="宋体"/>
+        </w:rPr>
+        <w:t>9.5 代发工资管理常见问题</w:t>
+      </w:r>
+    </w:p>
+    <w:p>
+      <w:pPr>
+        <w:rPr>
+          <w:rFonts w:ascii="宋体" w:eastAsia="宋体" w:hAnsi="宋体"/>
+        </w:rPr>
+      </w:pPr>
+    </w:p>
+    <w:p>
+      <w:pPr>
+        <w:rPr>
+          <w:rFonts w:ascii="宋体" w:eastAsia="宋体" w:hAnsi="宋体"/>
+        </w:rPr>
+      </w:pPr>
+      <w:r>
+        <w:rPr>
+          <w:rFonts w:ascii="宋体" w:eastAsia="宋体" w:hAnsi="宋体" w:hint="eastAsia"/>
+        </w:rPr>
+        <w:t>附录：</w:t>
+      </w:r>
+    </w:p>
+    <w:p>
+      <w:pPr>
+        <w:rPr>
+          <w:rFonts w:ascii="宋体" w:eastAsia="宋体" w:hAnsi="宋体"/>
+        </w:rPr>
+      </w:pPr>
+      <w:r>
+        <w:rPr>
+          <w:rFonts w:ascii="宋体" w:eastAsia="宋体" w:hAnsi="宋体"/>
+        </w:rPr>
+        <w:t>A. 术语表</w:t>
+      </w:r>
+    </w:p>
+    <w:p>
+      <w:pPr>
+        <w:rPr>
+          <w:rFonts w:ascii="宋体" w:eastAsia="宋体" w:hAnsi="宋体"/>
+        </w:rPr>
+      </w:pPr>
+      <w:r>
+        <w:rPr>
+          <w:rFonts w:ascii="宋体" w:eastAsia="宋体" w:hAnsi="宋体"/>
+        </w:rPr>
+        <w:t>B. 错误代码表</w:t>
+      </w:r>
+    </w:p>
+    <w:p>
+      <w:pPr>
+        <w:rPr>
+          <w:rFonts w:ascii="宋体" w:eastAsia="宋体" w:hAnsi="宋体"/>
+        </w:rPr>
+      </w:pPr>
+      <w:r>
+        <w:rPr>
+          <w:rFonts w:ascii="宋体" w:eastAsia="宋体" w:hAnsi="宋体"/>
+        </w:rPr>
+        <w:t>C. 参考资料</w:t>
+      </w:r>
+    </w:p>
+    <w:p>
+      <w:pPr>
+        <w:rPr>
+          <w:rFonts w:ascii="宋体" w:eastAsia="宋体" w:hAnsi="宋体"/>
+        </w:rPr>
+      </w:pPr>
+    </w:p>
+    <w:p>
+      <w:pPr>
+        <w:rPr>
+          <w:rFonts w:ascii="宋体" w:eastAsia="宋体" w:hAnsi="宋体"/>
+        </w:rPr>
+      </w:pPr>
+      <w:r>
+        <w:rPr>
+          <w:rFonts w:ascii="宋体" w:eastAsia="宋体" w:hAnsi="宋体" w:hint="eastAsia"/>
+        </w:rPr>
+        <w:t>一、引言</w:t>
+      </w:r>
+    </w:p>
+    <w:p>
+      <w:pPr>
+        <w:rPr>
+          <w:rFonts w:ascii="宋体" w:eastAsia="宋体" w:hAnsi="宋体"/>
+        </w:rPr>
+      </w:pPr>
+      <w:r>
+        <w:rPr>
+          <w:rFonts w:ascii="宋体" w:eastAsia="宋体" w:hAnsi="宋体"/>
+        </w:rPr>
+        <w:t>1.1 概述</w:t>
+      </w:r>
+    </w:p>
+    <w:p>
+      <w:pPr>
+        <w:rPr>
+          <w:rFonts w:ascii="宋体" w:eastAsia="宋体" w:hAnsi="宋体"/>
+        </w:rPr>
+      </w:pPr>
+      <w:r>
+        <w:rPr>
+          <w:rFonts w:ascii="宋体" w:eastAsia="宋体" w:hAnsi="宋体" w:hint="eastAsia"/>
+        </w:rPr>
+        <w:t>中间业务管理系统（</w:t>
+      </w:r>
+      <w:r>
+        <w:rPr>
+          <w:rFonts w:ascii="宋体" w:eastAsia="宋体" w:hAnsi="宋体"/>
+        </w:rPr>
+        <w:t>BIBMS）是一个综合性系统，旨在满足银行内部各部门的信息共享和业务协同需求。本章节介绍了本需求分析说明书的目的和范围。</w:t>
+      </w:r>
+    </w:p>
+    <w:p>
+      <w:pPr>
+        <w:rPr>
+          <w:rFonts w:ascii="宋体" w:eastAsia="宋体" w:hAnsi="宋体"/>
+        </w:rPr>
+      </w:pPr>
+    </w:p>
+    <w:p>
+      <w:pPr>
+        <w:rPr>
+          <w:rFonts w:ascii="宋体" w:eastAsia="宋体" w:hAnsi="宋体"/>
+        </w:rPr>
+      </w:pPr>
+      <w:r>
+        <w:rPr>
+          <w:rFonts w:ascii="宋体" w:eastAsia="宋体" w:hAnsi="宋体"/>
+        </w:rPr>
+        <w:t>1.2 目的</w:t>
+      </w:r>
+    </w:p>
+    <w:p>
+      <w:pPr>
+        <w:rPr>
+          <w:rFonts w:ascii="宋体" w:eastAsia="宋体" w:hAnsi="宋体"/>
+        </w:rPr>
+      </w:pPr>
+      <w:r>
+        <w:rPr>
+          <w:rFonts w:ascii="宋体" w:eastAsia="宋体" w:hAnsi="宋体" w:hint="eastAsia"/>
+        </w:rPr>
+        <w:t>本文档旨在通过对</w:t>
+      </w:r>
+      <w:r>
+        <w:rPr>
+          <w:rFonts w:ascii="宋体" w:eastAsia="宋体" w:hAnsi="宋体"/>
+        </w:rPr>
+        <w:t>BIBMS的功能进行分析和说明，帮助用户了解系统的各项功能及其使用方式，以便能够高效地使用该系统。</w:t>
+      </w:r>
+    </w:p>
+    <w:p>
+      <w:pPr>
+        <w:rPr>
+          <w:rFonts w:ascii="宋体" w:eastAsia="宋体" w:hAnsi="宋体"/>
+        </w:rPr>
+      </w:pPr>
+    </w:p>
+    <w:p>
+      <w:pPr>
+        <w:rPr>
+          <w:rFonts w:ascii="宋体" w:eastAsia="宋体" w:hAnsi="宋体"/>
+        </w:rPr>
+      </w:pPr>
+      <w:r>
+        <w:rPr>
+          <w:rFonts w:ascii="宋体" w:eastAsia="宋体" w:hAnsi="宋体"/>
+        </w:rPr>
+        <w:t>1.3 范围</w:t>
+      </w:r>
+    </w:p>
+    <w:p>
+      <w:pPr>
+        <w:rPr>
+          <w:rFonts w:ascii="宋体" w:eastAsia="宋体" w:hAnsi="宋体"/>
+        </w:rPr>
+      </w:pPr>
+      <w:r>
+        <w:rPr>
+          <w:rFonts w:ascii="宋体" w:eastAsia="宋体" w:hAnsi="宋体" w:hint="eastAsia"/>
+        </w:rPr>
+        <w:t>本用户手册涵盖了</w:t>
+      </w:r>
+      <w:r>
+        <w:rPr>
+          <w:rFonts w:ascii="宋体" w:eastAsia="宋体" w:hAnsi="宋体"/>
+        </w:rPr>
+        <w:t>BIBMS的主要功能需求，包括用户注册与登录、角色管理、客户管理、转账功能以及代发工资管理等方面的功能说明和操作流程。</w:t>
+      </w:r>
+    </w:p>
+    <w:p>
+      <w:pPr>
+        <w:rPr>
+          <w:rFonts w:ascii="宋体" w:eastAsia="宋体" w:hAnsi="宋体"/>
+        </w:rPr>
+      </w:pPr>
+    </w:p>
+    <w:p>
+      <w:pPr>
+        <w:rPr>
+          <w:rFonts w:ascii="宋体" w:eastAsia="宋体" w:hAnsi="宋体"/>
+        </w:rPr>
+      </w:pPr>
+      <w:r>
+        <w:rPr>
+          <w:rFonts w:ascii="宋体" w:eastAsia="宋体" w:hAnsi="宋体" w:hint="eastAsia"/>
+        </w:rPr>
+        <w:t>二、功能概述</w:t>
+      </w:r>
+    </w:p>
+    <w:p>
+      <w:pPr>
+        <w:rPr>
+          <w:rFonts w:ascii="宋体" w:eastAsia="宋体" w:hAnsi="宋体"/>
+        </w:rPr>
+      </w:pPr>
+      <w:r>
+        <w:rPr>
+          <w:rFonts w:ascii="宋体" w:eastAsia="宋体" w:hAnsi="宋体" w:hint="eastAsia"/>
+        </w:rPr>
+        <w:t>本章节介绍了</w:t>
+      </w:r>
+      <w:r>
+        <w:rPr>
+          <w:rFonts w:ascii="宋体" w:eastAsia="宋体" w:hAnsi="宋体"/>
+        </w:rPr>
+        <w:t>BIBMS的各项功能，并提供了功能的简要描述。</w:t>
+      </w:r>
+    </w:p>
+    <w:p>
+      <w:pPr>
+        <w:rPr>
+          <w:rFonts w:ascii="宋体" w:eastAsia="宋体" w:hAnsi="宋体"/>
+        </w:rPr>
+      </w:pPr>
+    </w:p>
+    <w:p>
+      <w:pPr>
+        <w:rPr>
+          <w:rFonts w:ascii="宋体" w:eastAsia="宋体" w:hAnsi="宋体"/>
+        </w:rPr>
+      </w:pPr>
+      <w:r>
+        <w:rPr>
+          <w:rFonts w:ascii="宋体" w:eastAsia="宋体" w:hAnsi="宋体"/>
+        </w:rPr>
+        <w:t>2.1 用户注册（银行用户）</w:t>
+      </w:r>
+    </w:p>
+    <w:p>
+      <w:pPr>
+        <w:rPr>
+          <w:rFonts w:ascii="宋体" w:eastAsia="宋体" w:hAnsi="宋体"/>
+        </w:rPr>
+      </w:pPr>
+      <w:r>
+        <w:rPr>
+          <w:rFonts w:ascii="宋体" w:eastAsia="宋体" w:hAnsi="宋体" w:hint="eastAsia"/>
+        </w:rPr>
+        <w:t>银行用户需要在系统中注册自己的信息，并提交审核。审核通过后方可使用系统提供的各项服务。</w:t>
+      </w:r>
+    </w:p>
+    <w:p>
+      <w:pPr>
+        <w:rPr>
+          <w:rFonts w:ascii="宋体" w:eastAsia="宋体" w:hAnsi="宋体"/>
+        </w:rPr>
+      </w:pPr>
+    </w:p>
+    <w:p>
+      <w:pPr>
+        <w:rPr>
+          <w:rFonts w:ascii="宋体" w:eastAsia="宋体" w:hAnsi="宋体"/>
+        </w:rPr>
+      </w:pPr>
+      <w:r>
+        <w:rPr>
+          <w:rFonts w:ascii="宋体" w:eastAsia="宋体" w:hAnsi="宋体"/>
+        </w:rPr>
+        <w:t>2.2 用户登录（银行用户）</w:t>
+      </w:r>
+    </w:p>
+    <w:p>
+      <w:pPr>
+        <w:rPr>
+          <w:rFonts w:ascii="宋体" w:eastAsia="宋体" w:hAnsi="宋体"/>
+        </w:rPr>
+      </w:pPr>
+      <w:r>
+        <w:rPr>
+          <w:rFonts w:ascii="宋体" w:eastAsia="宋体" w:hAnsi="宋体" w:hint="eastAsia"/>
+        </w:rPr>
+        <w:t>已注册的银行用户可以通过输入用户名和密码登录系统，在系统中进行相应的操作。</w:t>
+      </w:r>
+    </w:p>
+    <w:p>
+      <w:pPr>
+        <w:rPr>
+          <w:rFonts w:ascii="宋体" w:eastAsia="宋体" w:hAnsi="宋体"/>
+        </w:rPr>
+      </w:pPr>
+    </w:p>
+    <w:p>
+      <w:pPr>
+        <w:rPr>
+          <w:rFonts w:ascii="宋体" w:eastAsia="宋体" w:hAnsi="宋体"/>
+        </w:rPr>
+      </w:pPr>
+      <w:r>
+        <w:rPr>
+          <w:rFonts w:ascii="宋体" w:eastAsia="宋体" w:hAnsi="宋体"/>
+        </w:rPr>
+        <w:t>2.3 新增角色（系统管理员）</w:t>
+      </w:r>
+    </w:p>
+    <w:p>
+      <w:pPr>
+        <w:rPr>
+          <w:rFonts w:ascii="宋体" w:eastAsia="宋体" w:hAnsi="宋体"/>
+        </w:rPr>
+      </w:pPr>
+      <w:r>
+        <w:rPr>
+          <w:rFonts w:ascii="宋体" w:eastAsia="宋体" w:hAnsi="宋体" w:hint="eastAsia"/>
+        </w:rPr>
+        <w:t>系统管理员具有新增角色的权限。在新增角色时需要定义角色名称和所属部门，并分配该角色的权限。</w:t>
+      </w:r>
+    </w:p>
+    <w:p>
+      <w:pPr>
+        <w:rPr>
+          <w:rFonts w:ascii="宋体" w:eastAsia="宋体" w:hAnsi="宋体"/>
+        </w:rPr>
+      </w:pPr>
+    </w:p>
+    <w:p>
+      <w:pPr>
+        <w:rPr>
+          <w:rFonts w:ascii="宋体" w:eastAsia="宋体" w:hAnsi="宋体"/>
+        </w:rPr>
+      </w:pPr>
+      <w:r>
+        <w:rPr>
+          <w:rFonts w:ascii="宋体" w:eastAsia="宋体" w:hAnsi="宋体"/>
+        </w:rPr>
+        <w:t>2.4 查询角色信息（系统管理员）</w:t>
+      </w:r>
+    </w:p>
+    <w:p>
+      <w:pPr>
+        <w:rPr>
+          <w:rFonts w:ascii="宋体" w:eastAsia="宋体" w:hAnsi="宋体"/>
+        </w:rPr>
+      </w:pPr>
+      <w:r>
+        <w:rPr>
+          <w:rFonts w:ascii="宋体" w:eastAsia="宋体" w:hAnsi="宋体" w:hint="eastAsia"/>
+        </w:rPr>
+        <w:t>系统管理员可通过系统查询已有的角色信息，包括角色名称、所属部门以及对应的权限。</w:t>
+      </w:r>
+    </w:p>
+    <w:p>
+      <w:pPr>
+        <w:rPr>
+          <w:rFonts w:ascii="宋体" w:eastAsia="宋体" w:hAnsi="宋体"/>
+        </w:rPr>
+      </w:pPr>
+    </w:p>
+    <w:p>
+      <w:pPr>
+        <w:rPr>
+          <w:rFonts w:ascii="宋体" w:eastAsia="宋体" w:hAnsi="宋体"/>
+        </w:rPr>
+      </w:pPr>
+      <w:r>
+        <w:rPr>
+          <w:rFonts w:ascii="宋体" w:eastAsia="宋体" w:hAnsi="宋体"/>
+        </w:rPr>
+        <w:t>2.5 修改角色信息（系统管理员）</w:t>
+      </w:r>
+    </w:p>
+    <w:p>
+      <w:pPr>
+        <w:rPr>
+          <w:rFonts w:ascii="宋体" w:eastAsia="宋体" w:hAnsi="宋体"/>
+        </w:rPr>
+      </w:pPr>
+      <w:r>
+        <w:rPr>
+          <w:rFonts w:ascii="宋体" w:eastAsia="宋体" w:hAnsi="宋体" w:hint="eastAsia"/>
+        </w:rPr>
+        <w:t>系统管理员可对已有的角色信息进行修改，包括角色名称、所属部门以及对应的权限。</w:t>
+      </w:r>
+    </w:p>
+    <w:p>
+      <w:pPr>
+        <w:rPr>
+          <w:rFonts w:ascii="宋体" w:eastAsia="宋体" w:hAnsi="宋体"/>
+        </w:rPr>
+      </w:pPr>
+    </w:p>
+    <w:p>
+      <w:pPr>
+        <w:rPr>
+          <w:rFonts w:ascii="宋体" w:eastAsia="宋体" w:hAnsi="宋体"/>
+        </w:rPr>
+      </w:pPr>
+      <w:r>
+        <w:rPr>
+          <w:rFonts w:ascii="宋体" w:eastAsia="宋体" w:hAnsi="宋体"/>
+        </w:rPr>
+        <w:t>2.6 开户（银行营业部员工）</w:t>
+      </w:r>
+    </w:p>
+    <w:p>
+      <w:pPr>
+        <w:rPr>
+          <w:rFonts w:ascii="宋体" w:eastAsia="宋体" w:hAnsi="宋体"/>
+        </w:rPr>
+      </w:pPr>
+      <w:r>
+        <w:rPr>
+          <w:rFonts w:ascii="宋体" w:eastAsia="宋体" w:hAnsi="宋体" w:hint="eastAsia"/>
+        </w:rPr>
+        <w:t>银行营业部员工可以通过系统为客户开设各种银行账户，包括储蓄账户、信用卡账户等。</w:t>
+      </w:r>
+    </w:p>
+    <w:p>
+      <w:pPr>
+        <w:rPr>
+          <w:rFonts w:ascii="宋体" w:eastAsia="宋体" w:hAnsi="宋体"/>
+        </w:rPr>
+      </w:pPr>
+    </w:p>
+    <w:p>
+      <w:pPr>
+        <w:rPr>
+          <w:rFonts w:ascii="宋体" w:eastAsia="宋体" w:hAnsi="宋体"/>
+        </w:rPr>
+      </w:pPr>
+      <w:r>
+        <w:rPr>
+          <w:rFonts w:ascii="宋体" w:eastAsia="宋体" w:hAnsi="宋体"/>
+        </w:rPr>
+        <w:t>2.7 查询客户资料（银行营业部员工）</w:t>
+      </w:r>
+    </w:p>
+    <w:p>
+      <w:pPr>
+        <w:rPr>
+          <w:rFonts w:ascii="宋体" w:eastAsia="宋体" w:hAnsi="宋体"/>
+        </w:rPr>
+      </w:pPr>
+      <w:r>
+        <w:rPr>
+          <w:rFonts w:ascii="宋体" w:eastAsia="宋体" w:hAnsi="宋体" w:hint="eastAsia"/>
+        </w:rPr>
+        <w:t>银行营业部员工可以通过系统查询已有的客户信息，包括基本信息、账户信息、交易记录等。</w:t>
+      </w:r>
+    </w:p>
+    <w:p>
+      <w:pPr>
+        <w:rPr>
+          <w:rFonts w:ascii="宋体" w:eastAsia="宋体" w:hAnsi="宋体"/>
+        </w:rPr>
+      </w:pPr>
+    </w:p>
+    <w:p>
+      <w:pPr>
+        <w:rPr>
+          <w:rFonts w:ascii="宋体" w:eastAsia="宋体" w:hAnsi="宋体"/>
+        </w:rPr>
+      </w:pPr>
+      <w:r>
+        <w:rPr>
+          <w:rFonts w:ascii="宋体" w:eastAsia="宋体" w:hAnsi="宋体"/>
+        </w:rPr>
+        <w:t>2.8 修改客户资料（银行营业部员工）</w:t>
+      </w:r>
+    </w:p>
+    <w:p>
+      <w:pPr>
+        <w:rPr>
+          <w:rFonts w:ascii="宋体" w:eastAsia="宋体" w:hAnsi="宋体"/>
+        </w:rPr>
+      </w:pPr>
+      <w:r>
+        <w:rPr>
+          <w:rFonts w:ascii="宋体" w:eastAsia="宋体" w:hAnsi="宋体" w:hint="eastAsia"/>
+        </w:rPr>
+        <w:t>银行营业部员工可以通过系统对已有客户的信息进行修改，包括基本信息、账户信息等。</w:t>
+      </w:r>
+    </w:p>
+    <w:p>
+      <w:pPr>
+        <w:rPr>
+          <w:rFonts w:ascii="宋体" w:eastAsia="宋体" w:hAnsi="宋体"/>
+        </w:rPr>
+      </w:pPr>
+    </w:p>
+    <w:p>
+      <w:pPr>
+        <w:rPr>
+          <w:rFonts w:ascii="宋体" w:eastAsia="宋体" w:hAnsi="宋体"/>
+        </w:rPr>
+      </w:pPr>
+      <w:r>
+        <w:rPr>
+          <w:rFonts w:ascii="宋体" w:eastAsia="宋体" w:hAnsi="宋体"/>
+        </w:rPr>
+        <w:t>2.9 转账（客户）</w:t>
+      </w:r>
+    </w:p>
+    <w:p>
+      <w:pPr>
+        <w:rPr>
+          <w:rFonts w:ascii="宋体" w:eastAsia="宋体" w:hAnsi="宋体"/>
+        </w:rPr>
+      </w:pPr>
+      <w:r>
+        <w:rPr>
+          <w:rFonts w:ascii="宋体" w:eastAsia="宋体" w:hAnsi="宋体" w:hint="eastAsia"/>
+        </w:rPr>
+        <w:t>客户可以通过系统进行账户之间的转账操作，支持跨行和同行转账等多种方式。</w:t>
+      </w:r>
+    </w:p>
+    <w:p>
+      <w:pPr>
+        <w:rPr>
+          <w:rFonts w:ascii="宋体" w:eastAsia="宋体" w:hAnsi="宋体"/>
+        </w:rPr>
+      </w:pPr>
+    </w:p>
+    <w:p>
+      <w:pPr>
+        <w:rPr>
+          <w:rFonts w:ascii="宋体" w:eastAsia="宋体" w:hAnsi="宋体"/>
+        </w:rPr>
+      </w:pPr>
+      <w:r>
+        <w:rPr>
+          <w:rFonts w:ascii="宋体" w:eastAsia="宋体" w:hAnsi="宋体"/>
+        </w:rPr>
+        <w:t>2.10 代发工资录入（银行营业部员工）</w:t>
+      </w:r>
+    </w:p>
+    <w:p>
+      <w:pPr>
+        <w:rPr>
+          <w:rFonts w:ascii="宋体" w:eastAsia="宋体" w:hAnsi="宋体"/>
+        </w:rPr>
+      </w:pPr>
+      <w:r>
+        <w:rPr>
+          <w:rFonts w:ascii="宋体" w:eastAsia="宋体" w:hAnsi="宋体" w:hint="eastAsia"/>
+        </w:rPr>
+        <w:t>银行营业部员工可以通过系统录入客户的工资信息，包括</w:t>
+      </w:r>
+      <w:proofErr w:type="gramStart"/>
+      <w:r>
+        <w:rPr>
+          <w:rFonts w:ascii="宋体" w:eastAsia="宋体" w:hAnsi="宋体" w:hint="eastAsia"/>
+        </w:rPr>
+        <w:t>薪</w:t>
+      </w:r>
+      <w:proofErr w:type="gramEnd"/>
+      <w:r>
+        <w:rPr>
+          <w:rFonts w:ascii="宋体" w:eastAsia="宋体" w:hAnsi="宋体" w:hint="eastAsia"/>
+        </w:rPr>
+        <w:t>酬金额、发放时间等。</w:t>
+      </w:r>
+    </w:p>
+    <w:p>
+      <w:pPr>
+        <w:rPr>
+          <w:rFonts w:ascii="宋体" w:eastAsia="宋体" w:hAnsi="宋体"/>
+        </w:rPr>
+      </w:pPr>
+    </w:p>
+    <w:p>
+      <w:pPr>
+        <w:rPr>
+          <w:rFonts w:ascii="宋体" w:eastAsia="宋体" w:hAnsi="宋体"/>
+        </w:rPr>
+      </w:pPr>
+      <w:r>
+        <w:rPr>
+          <w:rFonts w:ascii="宋体" w:eastAsia="宋体" w:hAnsi="宋体"/>
+        </w:rPr>
+        <w:t>2.11 代发工资审核（银行营业部经理）</w:t>
+      </w:r>
+    </w:p>
+    <w:p>
+      <w:pPr>
+        <w:rPr>
+          <w:rFonts w:ascii="宋体" w:eastAsia="宋体" w:hAnsi="宋体"/>
+        </w:rPr>
+      </w:pPr>
+      <w:r>
+        <w:rPr>
+          <w:rFonts w:ascii="宋体" w:eastAsia="宋体" w:hAnsi="宋体" w:hint="eastAsia"/>
+        </w:rPr>
+        <w:t>银行营业部经理可以通过系统审核客户的工资信息，确认无误后批准发放。</w:t>
+      </w:r>
+    </w:p>
+    <w:p>
+      <w:pPr>
+        <w:rPr>
+          <w:rFonts w:ascii="宋体" w:eastAsia="宋体" w:hAnsi="宋体"/>
+        </w:rPr>
+      </w:pPr>
+    </w:p>
+    <w:p>
+      <w:pPr>
+        <w:rPr>
+          <w:rFonts w:ascii="宋体" w:eastAsia="宋体" w:hAnsi="宋体"/>
+        </w:rPr>
+      </w:pPr>
+      <w:r>
+        <w:rPr>
+          <w:rFonts w:ascii="宋体" w:eastAsia="宋体" w:hAnsi="宋体" w:hint="eastAsia"/>
+        </w:rPr>
+        <w:t>三、用户注册与登录</w:t>
+      </w:r>
+    </w:p>
+    <w:p>
+      <w:pPr>
+        <w:rPr>
+          <w:rFonts w:ascii="宋体" w:eastAsia="宋体" w:hAnsi="宋体"/>
+        </w:rPr>
+      </w:pPr>
+      <w:r>
+        <w:rPr>
+          <w:rFonts w:ascii="宋体" w:eastAsia="宋体" w:hAnsi="宋体" w:hint="eastAsia"/>
+        </w:rPr>
+        <w:t>本章节详细描述了用户注册和登录功能的流程以及密码安全要求。</w:t>
+      </w:r>
+    </w:p>
+    <w:p>
+      <w:pPr>
+        <w:rPr>
+          <w:rFonts w:ascii="宋体" w:eastAsia="宋体" w:hAnsi="宋体"/>
+        </w:rPr>
+      </w:pPr>
+    </w:p>
+    <w:p>
+      <w:pPr>
+        <w:rPr>
+          <w:rFonts w:ascii="宋体" w:eastAsia="宋体" w:hAnsi="宋体"/>
+        </w:rPr>
+      </w:pPr>
+      <w:r>
+        <w:rPr>
+          <w:rFonts w:ascii="宋体" w:eastAsia="宋体" w:hAnsi="宋体"/>
+        </w:rPr>
+        <w:t>3.1 用户注册流程</w:t>
+      </w:r>
+    </w:p>
+    <w:p>
+      <w:pPr>
+        <w:rPr>
+          <w:rFonts w:ascii="宋体" w:eastAsia="宋体" w:hAnsi="宋体"/>
+        </w:rPr>
+      </w:pPr>
+      <w:r>
+        <w:rPr>
+          <w:rFonts w:ascii="宋体" w:eastAsia="宋体" w:hAnsi="宋体" w:hint="eastAsia"/>
+        </w:rPr>
+        <w:t>用户注册的详细步骤和要求。</w:t>
+      </w:r>
+    </w:p>
+    <w:p>
+      <w:pPr>
+        <w:rPr>
+          <w:rFonts w:ascii="宋体" w:eastAsia="宋体" w:hAnsi="宋体"/>
+        </w:rPr>
+      </w:pPr>
+    </w:p>
+    <w:p>
+      <w:pPr>
+        <w:rPr>
+          <w:rFonts w:ascii="宋体" w:eastAsia="宋体" w:hAnsi="宋体"/>
+        </w:rPr>
+      </w:pPr>
+      <w:r>
+        <w:rPr>
+          <w:rFonts w:ascii="宋体" w:eastAsia="宋体" w:hAnsi="宋体"/>
+        </w:rPr>
+        <w:t>3.2 用户登录流程</w:t>
+      </w:r>
+    </w:p>
+    <w:p>
+      <w:pPr>
+        <w:rPr>
+          <w:rFonts w:ascii="宋体" w:eastAsia="宋体" w:hAnsi="宋体"/>
+        </w:rPr>
+      </w:pPr>
+      <w:r>
+        <w:rPr>
+          <w:rFonts w:ascii="宋体" w:eastAsia="宋体" w:hAnsi="宋体" w:hint="eastAsia"/>
+        </w:rPr>
+        <w:t>用户登录的详细步骤和要求。</w:t>
+      </w:r>
+    </w:p>
+    <w:p>
+      <w:pPr>
+        <w:rPr>
+          <w:rFonts w:ascii="宋体" w:eastAsia="宋体" w:hAnsi="宋体"/>
+        </w:rPr>
+      </w:pPr>
+    </w:p>
+    <w:p>
+      <w:pPr>
+        <w:rPr>
+          <w:rFonts w:ascii="宋体" w:eastAsia="宋体" w:hAnsi="宋体"/>
+        </w:rPr>
+      </w:pPr>
+      <w:r>
+        <w:rPr>
+          <w:rFonts w:ascii="宋体" w:eastAsia="宋体" w:hAnsi="宋体"/>
+        </w:rPr>
+        <w:t>3.3 密码安全要求</w:t>
+      </w:r>
+    </w:p>
+    <w:p>
+      <w:pPr>
+        <w:rPr>
+          <w:rFonts w:ascii="宋体" w:eastAsia="宋体" w:hAnsi="宋体"/>
+        </w:rPr>
+      </w:pPr>
+      <w:r>
+        <w:rPr>
+          <w:rFonts w:ascii="宋体" w:eastAsia="宋体" w:hAnsi="宋体" w:hint="eastAsia"/>
+        </w:rPr>
+        <w:t>用户密码的复杂性要求和安全性建议。</w:t>
+      </w:r>
+    </w:p>
+    <w:p>
+      <w:pPr>
+        <w:rPr>
+          <w:rFonts w:ascii="宋体" w:eastAsia="宋体" w:hAnsi="宋体"/>
+        </w:rPr>
+      </w:pPr>
+    </w:p>
+    <w:p>
+      <w:pPr>
+        <w:rPr>
+          <w:rFonts w:ascii="宋体" w:eastAsia="宋体" w:hAnsi="宋体"/>
+        </w:rPr>
+      </w:pPr>
+      <w:r>
+        <w:rPr>
+          <w:rFonts w:ascii="宋体" w:eastAsia="宋体" w:hAnsi="宋体" w:hint="eastAsia"/>
+        </w:rPr>
         <w:lastRenderedPageBreak/>
+        <w:t>四、角色管理</w:t>
+      </w:r>
+    </w:p>
+    <w:p>
+      <w:pPr>
+        <w:rPr>
+          <w:rFonts w:ascii="宋体" w:eastAsia="宋体" w:hAnsi="宋体"/>
+        </w:rPr>
+      </w:pPr>
+      <w:r>
+        <w:rPr>
+          <w:rFonts w:ascii="宋体" w:eastAsia="宋体" w:hAnsi="宋体" w:hint="eastAsia"/>
+        </w:rPr>
+        <w:t>本章节详细介绍了角色管理功能，包括新增角色、查询角色信息和修改角色信息的操作流程。</w:t>
+      </w:r>
+    </w:p>
+    <w:p>
+      <w:pPr>
+        <w:rPr>
+          <w:rFonts w:ascii="宋体" w:eastAsia="宋体" w:hAnsi="宋体"/>
+        </w:rPr>
+      </w:pPr>
+    </w:p>
+    <w:p>
+      <w:pPr>
+        <w:rPr>
+          <w:rFonts w:ascii="宋体" w:eastAsia="宋体" w:hAnsi="宋体"/>
+        </w:rPr>
+      </w:pPr>
+      <w:r>
+        <w:rPr>
+          <w:rFonts w:ascii="宋体" w:eastAsia="宋体" w:hAnsi="宋体"/>
+        </w:rPr>
+        <w:t>4.1 新增角色</w:t>
+      </w:r>
+    </w:p>
+    <w:p>
+      <w:pPr>
+        <w:rPr>
+          <w:rFonts w:ascii="宋体" w:eastAsia="宋体" w:hAnsi="宋体"/>
+        </w:rPr>
+      </w:pPr>
+      <w:r>
+        <w:rPr>
+          <w:rFonts w:ascii="宋体" w:eastAsia="宋体" w:hAnsi="宋体" w:hint="eastAsia"/>
+        </w:rPr>
+        <w:t>系统管理员如何新增角色及其权限分配的详细步骤。</w:t>
+      </w:r>
+    </w:p>
+    <w:p>
+      <w:pPr>
+        <w:rPr>
+          <w:rFonts w:ascii="宋体" w:eastAsia="宋体" w:hAnsi="宋体"/>
+        </w:rPr>
+      </w:pPr>
+    </w:p>
+    <w:p>
+      <w:pPr>
+        <w:rPr>
+          <w:rFonts w:ascii="宋体" w:eastAsia="宋体" w:hAnsi="宋体"/>
+        </w:rPr>
+      </w:pPr>
+      <w:r>
+        <w:rPr>
+          <w:rFonts w:ascii="宋体" w:eastAsia="宋体" w:hAnsi="宋体"/>
+        </w:rPr>
+        <w:t>4.2 查询角色信息</w:t>
+      </w:r>
+    </w:p>
+    <w:p>
+      <w:pPr>
+        <w:rPr>
+          <w:rFonts w:ascii="宋体" w:eastAsia="宋体" w:hAnsi="宋体"/>
+        </w:rPr>
+      </w:pPr>
+      <w:r>
+        <w:rPr>
+          <w:rFonts w:ascii="宋体" w:eastAsia="宋体" w:hAnsi="宋体" w:hint="eastAsia"/>
+        </w:rPr>
+        <w:t>系统管理员如何查询已有角色信息的详细步骤。</w:t>
+      </w:r>
+    </w:p>
+    <w:p>
+      <w:pPr>
+        <w:rPr>
+          <w:rFonts w:ascii="宋体" w:eastAsia="宋体" w:hAnsi="宋体"/>
+        </w:rPr>
+      </w:pPr>
+    </w:p>
+    <w:p>
+      <w:pPr>
+        <w:rPr>
+          <w:rFonts w:ascii="宋体" w:eastAsia="宋体" w:hAnsi="宋体"/>
+        </w:rPr>
+      </w:pPr>
+      <w:r>
+        <w:rPr>
+          <w:rFonts w:ascii="宋体" w:eastAsia="宋体" w:hAnsi="宋体"/>
+        </w:rPr>
+        <w:t>4.3 修改角色信息</w:t>
+      </w:r>
+    </w:p>
+    <w:p>
+      <w:pPr>
+        <w:rPr>
+          <w:rFonts w:ascii="宋体" w:eastAsia="宋体" w:hAnsi="宋体"/>
+        </w:rPr>
+      </w:pPr>
+      <w:r>
+        <w:rPr>
+          <w:rFonts w:ascii="宋体" w:eastAsia="宋体" w:hAnsi="宋体" w:hint="eastAsia"/>
+        </w:rPr>
+        <w:t>系统管理员如何修改已有角色信息的详细步骤。</w:t>
+      </w:r>
+    </w:p>
+    <w:p>
+      <w:pPr>
+        <w:rPr>
+          <w:rFonts w:ascii="宋体" w:eastAsia="宋体" w:hAnsi="宋体"/>
+        </w:rPr>
+      </w:pPr>
+    </w:p>
+    <w:p>
+      <w:pPr>
+        <w:rPr>
+          <w:rFonts w:ascii="宋体" w:eastAsia="宋体" w:hAnsi="宋体"/>
+        </w:rPr>
+      </w:pPr>
+      <w:r>
+        <w:rPr>
+          <w:rFonts w:ascii="宋体" w:eastAsia="宋体" w:hAnsi="宋体" w:hint="eastAsia"/>
+        </w:rPr>
+        <w:t>五、客户管理</w:t>
+      </w:r>
+    </w:p>
+    <w:p>
+      <w:pPr>
+        <w:rPr>
+          <w:rFonts w:ascii="宋体" w:eastAsia="宋体" w:hAnsi="宋体"/>
+        </w:rPr>
+      </w:pPr>
+      <w:r>
+        <w:rPr>
+          <w:rFonts w:ascii="宋体" w:eastAsia="宋体" w:hAnsi="宋体" w:hint="eastAsia"/>
+        </w:rPr>
+        <w:t>本章节详细介绍了客户管理功能，包括开户、查询客户资料和修改客户资料的操作流程。</w:t>
+      </w:r>
+    </w:p>
+    <w:p>
+      <w:pPr>
+        <w:rPr>
+          <w:rFonts w:ascii="宋体" w:eastAsia="宋体" w:hAnsi="宋体"/>
+        </w:rPr>
+      </w:pPr>
+    </w:p>
+    <w:p>
+      <w:pPr>
+        <w:rPr>
+          <w:rFonts w:ascii="宋体" w:eastAsia="宋体" w:hAnsi="宋体"/>
+        </w:rPr>
+      </w:pPr>
+      <w:r>
+        <w:rPr>
+          <w:rFonts w:ascii="宋体" w:eastAsia="宋体" w:hAnsi="宋体"/>
+        </w:rPr>
+        <w:t>5.1 开户流程</w:t>
+      </w:r>
+    </w:p>
+    <w:p>
+      <w:pPr>
+        <w:rPr>
+          <w:rFonts w:ascii="宋体" w:eastAsia="宋体" w:hAnsi="宋体"/>
+        </w:rPr>
+      </w:pPr>
+      <w:r>
+        <w:rPr>
+          <w:rFonts w:ascii="宋体" w:eastAsia="宋体" w:hAnsi="宋体" w:hint="eastAsia"/>
+        </w:rPr>
+        <w:t>银行营业部员工如何为客户开设账户的详细步骤。</w:t>
+      </w:r>
+    </w:p>
+    <w:p>
+      <w:pPr>
+        <w:rPr>
+          <w:rFonts w:ascii="宋体" w:eastAsia="宋体" w:hAnsi="宋体"/>
+        </w:rPr>
+      </w:pPr>
+    </w:p>
+    <w:p>
+      <w:pPr>
+        <w:rPr>
+          <w:rFonts w:ascii="宋体" w:eastAsia="宋体" w:hAnsi="宋体"/>
+        </w:rPr>
+      </w:pPr>
+      <w:r>
+        <w:rPr>
+          <w:rFonts w:ascii="宋体" w:eastAsia="宋体" w:hAnsi="宋体"/>
+        </w:rPr>
+        <w:t>5.2 查询客户资料</w:t>
+      </w:r>
+    </w:p>
+    <w:p>
+      <w:pPr>
+        <w:rPr>
+          <w:rFonts w:ascii="宋体" w:eastAsia="宋体" w:hAnsi="宋体"/>
+        </w:rPr>
+      </w:pPr>
+      <w:r>
+        <w:rPr>
+          <w:rFonts w:ascii="宋体" w:eastAsia="宋体" w:hAnsi="宋体" w:hint="eastAsia"/>
+        </w:rPr>
+        <w:t>银行营业部员工如何查询客户资料的详细步骤。</w:t>
+      </w:r>
+    </w:p>
+    <w:p>
+      <w:pPr>
+        <w:rPr>
+          <w:rFonts w:ascii="宋体" w:eastAsia="宋体" w:hAnsi="宋体"/>
+        </w:rPr>
+      </w:pPr>
+    </w:p>
+    <w:p>
+      <w:pPr>
+        <w:rPr>
+          <w:rFonts w:ascii="宋体" w:eastAsia="宋体" w:hAnsi="宋体"/>
+        </w:rPr>
+      </w:pPr>
+      <w:r>
+        <w:rPr>
+          <w:rFonts w:ascii="宋体" w:eastAsia="宋体" w:hAnsi="宋体"/>
+        </w:rPr>
+        <w:t>5.3 修改客户资料</w:t>
+      </w:r>
+    </w:p>
+    <w:p>
+      <w:pPr>
+        <w:rPr>
+          <w:rFonts w:ascii="宋体" w:eastAsia="宋体" w:hAnsi="宋体"/>
+        </w:rPr>
+      </w:pPr>
+      <w:r>
+        <w:rPr>
+          <w:rFonts w:ascii="宋体" w:eastAsia="宋体" w:hAnsi="宋体" w:hint="eastAsia"/>
+        </w:rPr>
+        <w:t>银行营业部员工如何修改客户资料的详细步骤。</w:t>
+      </w:r>
+    </w:p>
+    <w:p>
+      <w:pPr>
+        <w:rPr>
+          <w:rFonts w:ascii="宋体" w:eastAsia="宋体" w:hAnsi="宋体"/>
+        </w:rPr>
+      </w:pPr>
+    </w:p>
+    <w:p>
+      <w:pPr>
+        <w:rPr>
+          <w:rFonts w:ascii="宋体" w:eastAsia="宋体" w:hAnsi="宋体"/>
+        </w:rPr>
+      </w:pPr>
+      <w:r>
+        <w:rPr>
+          <w:rFonts w:ascii="宋体" w:eastAsia="宋体" w:hAnsi="宋体" w:hint="eastAsia"/>
+        </w:rPr>
+        <w:t>六、转账功能</w:t>
+      </w:r>
+    </w:p>
+    <w:p>
+      <w:pPr>
+        <w:rPr>
+          <w:rFonts w:ascii="宋体" w:eastAsia="宋体" w:hAnsi="宋体"/>
+        </w:rPr>
+      </w:pPr>
+      <w:r>
+        <w:rPr>
+          <w:rFonts w:ascii="宋体" w:eastAsia="宋体" w:hAnsi="宋体" w:hint="eastAsia"/>
+        </w:rPr>
+        <w:t>本章节详细介绍了转账功能，包括转账操作流程、跨行转账和同行转账的操作说明。</w:t>
+      </w:r>
+    </w:p>
+    <w:p>
+      <w:pPr>
+        <w:rPr>
+          <w:rFonts w:ascii="宋体" w:eastAsia="宋体" w:hAnsi="宋体"/>
+        </w:rPr>
+      </w:pPr>
+    </w:p>
+    <w:p>
+      <w:pPr>
+        <w:rPr>
+          <w:rFonts w:ascii="宋体" w:eastAsia="宋体" w:hAnsi="宋体"/>
+        </w:rPr>
+      </w:pPr>
+      <w:r>
+        <w:rPr>
+          <w:rFonts w:ascii="宋体" w:eastAsia="宋体" w:hAnsi="宋体"/>
+        </w:rPr>
+        <w:t>6.1 转账操作流程</w:t>
+      </w:r>
+    </w:p>
+    <w:p>
+      <w:pPr>
+        <w:rPr>
+          <w:rFonts w:ascii="宋体" w:eastAsia="宋体" w:hAnsi="宋体"/>
+        </w:rPr>
+      </w:pPr>
+      <w:r>
+        <w:rPr>
+          <w:rFonts w:ascii="宋体" w:eastAsia="宋体" w:hAnsi="宋体" w:hint="eastAsia"/>
+        </w:rPr>
+        <w:t>客户如何进行转账操作的详细步骤。</w:t>
+      </w:r>
+    </w:p>
+    <w:p>
+      <w:pPr>
+        <w:rPr>
+          <w:rFonts w:ascii="宋体" w:eastAsia="宋体" w:hAnsi="宋体"/>
+        </w:rPr>
+      </w:pPr>
+    </w:p>
+    <w:p>
+      <w:pPr>
+        <w:rPr>
+          <w:rFonts w:ascii="宋体" w:eastAsia="宋体" w:hAnsi="宋体"/>
+        </w:rPr>
+      </w:pPr>
+      <w:r>
+        <w:rPr>
+          <w:rFonts w:ascii="宋体" w:eastAsia="宋体" w:hAnsi="宋体"/>
+        </w:rPr>
+        <w:t>6.2 跨行转账</w:t>
+      </w:r>
+    </w:p>
+    <w:p>
+      <w:pPr>
+        <w:rPr>
+          <w:rFonts w:ascii="宋体" w:eastAsia="宋体" w:hAnsi="宋体"/>
+        </w:rPr>
+      </w:pPr>
+      <w:r>
+        <w:rPr>
+          <w:rFonts w:ascii="宋体" w:eastAsia="宋体" w:hAnsi="宋体" w:hint="eastAsia"/>
+        </w:rPr>
+        <w:t>客户如何进行跨行转账的详细步骤。</w:t>
+      </w:r>
+    </w:p>
+    <w:p>
+      <w:pPr>
+        <w:rPr>
+          <w:rFonts w:ascii="宋体" w:eastAsia="宋体" w:hAnsi="宋体"/>
+        </w:rPr>
+      </w:pPr>
+    </w:p>
+    <w:p>
+      <w:pPr>
+        <w:rPr>
+          <w:rFonts w:ascii="宋体" w:eastAsia="宋体" w:hAnsi="宋体"/>
+        </w:rPr>
+      </w:pPr>
+      <w:r>
+        <w:rPr>
+          <w:rFonts w:ascii="宋体" w:eastAsia="宋体" w:hAnsi="宋体"/>
+        </w:rPr>
+        <w:t>6.3 同行转账</w:t>
+      </w:r>
+    </w:p>
+    <w:p>
+      <w:pPr>
+        <w:rPr>
+          <w:rFonts w:ascii="宋体" w:eastAsia="宋体" w:hAnsi="宋体"/>
+        </w:rPr>
+      </w:pPr>
+      <w:r>
+        <w:rPr>
+          <w:rFonts w:ascii="宋体" w:eastAsia="宋体" w:hAnsi="宋体" w:hint="eastAsia"/>
+        </w:rPr>
+        <w:t>客户如何进行同行转账的详细步骤。</w:t>
+      </w:r>
+    </w:p>
+    <w:p>
+      <w:pPr>
+        <w:rPr>
+          <w:rFonts w:ascii="宋体" w:eastAsia="宋体" w:hAnsi="宋体"/>
+        </w:rPr>
+      </w:pPr>
+    </w:p>
+    <w:p>
+      <w:pPr>
+        <w:rPr>
+          <w:rFonts w:ascii="宋体" w:eastAsia="宋体" w:hAnsi="宋体"/>
+        </w:rPr>
+      </w:pPr>
+      <w:r>
+        <w:rPr>
+          <w:rFonts w:ascii="宋体" w:eastAsia="宋体" w:hAnsi="宋体" w:hint="eastAsia"/>
+        </w:rPr>
+        <w:t>七、代发工资管理</w:t>
+      </w:r>
+    </w:p>
+    <w:p>
+      <w:pPr>
+        <w:rPr>
+          <w:rFonts w:ascii="宋体" w:eastAsia="宋体" w:hAnsi="宋体"/>
+        </w:rPr>
+      </w:pPr>
+      <w:r>
+        <w:rPr>
+          <w:rFonts w:ascii="宋体" w:eastAsia="宋体" w:hAnsi="宋体" w:hint="eastAsia"/>
+        </w:rPr>
+        <w:t>本章节详细介绍了代发工资管理功能，包括工资录入流程和工资审核流程的操作说明。</w:t>
+      </w:r>
+    </w:p>
+    <w:p>
+      <w:pPr>
+        <w:rPr>
+          <w:rFonts w:ascii="宋体" w:eastAsia="宋体" w:hAnsi="宋体"/>
+        </w:rPr>
+      </w:pPr>
+    </w:p>
+    <w:p>
+      <w:pPr>
+        <w:rPr>
+          <w:rFonts w:ascii="宋体" w:eastAsia="宋体" w:hAnsi="宋体"/>
+        </w:rPr>
+      </w:pPr>
+      <w:r>
+        <w:rPr>
+          <w:rFonts w:ascii="宋体" w:eastAsia="宋体" w:hAnsi="宋体"/>
+        </w:rPr>
+        <w:t>7.1 工资录入流程</w:t>
+      </w:r>
+    </w:p>
+    <w:p>
+      <w:pPr>
+        <w:rPr>
+          <w:rFonts w:ascii="宋体" w:eastAsia="宋体" w:hAnsi="宋体"/>
+        </w:rPr>
+      </w:pPr>
+      <w:r>
+        <w:rPr>
+          <w:rFonts w:ascii="宋体" w:eastAsia="宋体" w:hAnsi="宋体" w:hint="eastAsia"/>
+        </w:rPr>
+        <w:t>银行营业部员工如何录入客户工资信息的详细步骤。</w:t>
+      </w:r>
+    </w:p>
+    <w:p>
+      <w:pPr>
+        <w:rPr>
+          <w:rFonts w:ascii="宋体" w:eastAsia="宋体" w:hAnsi="宋体"/>
+        </w:rPr>
+      </w:pPr>
+    </w:p>
+    <w:p>
+      <w:pPr>
+        <w:rPr>
+          <w:rFonts w:ascii="宋体" w:eastAsia="宋体" w:hAnsi="宋体"/>
+        </w:rPr>
+      </w:pPr>
+      <w:r>
+        <w:rPr>
+          <w:rFonts w:ascii="宋体" w:eastAsia="宋体" w:hAnsi="宋体"/>
+        </w:rPr>
         <w:t>7.2 工资审核流程</w:t>
       </w:r>
     </w:p>
@@ -552,6 +1923,19 @@
           <w:rFonts w:ascii="宋体" w:eastAsia="宋体" w:hAnsi="宋体"/>
         </w:rPr>
       </w:pPr>
+      <w:r>
+        <w:rPr>
+          <w:rFonts w:ascii="宋体" w:eastAsia="宋体" w:hAnsi="宋体" w:hint="eastAsia"/>
+        </w:rPr>
+        <w:t>银行营业部经理如何审核客户工资信息的详细步骤。</w:t>
+      </w:r>
+    </w:p>
+    <w:p>
+      <w:pPr>
+        <w:rPr>
+          <w:rFonts w:ascii="宋体" w:eastAsia="宋体" w:hAnsi="宋体"/>
+        </w:rPr>
+      </w:pPr>
     </w:p>
     <w:p>
       <w:pPr>
@@ -574,6 +1958,26 @@
       </w:pPr>
       <w:r>
         <w:rPr>
+          <w:rFonts w:ascii="宋体" w:eastAsia="宋体" w:hAnsi="宋体" w:hint="eastAsia"/>
+        </w:rPr>
+        <w:t>本章节介绍了系统的维护和安全管理相关内容，包括数据备份与恢复、系统日志记录和用户权限管理等。</w:t>
+      </w:r>
+    </w:p>
+    <w:p>
+      <w:pPr>
+        <w:rPr>
+          <w:rFonts w:ascii="宋体" w:eastAsia="宋体" w:hAnsi="宋体"/>
+        </w:rPr>
+      </w:pPr>
+    </w:p>
+    <w:p>
+      <w:pPr>
+        <w:rPr>
+          <w:rFonts w:ascii="宋体" w:eastAsia="宋体" w:hAnsi="宋体"/>
+        </w:rPr>
+      </w:pPr>
+      <w:r>
+        <w:rPr>
           <w:rFonts w:ascii="宋体" w:eastAsia="宋体" w:hAnsi="宋体"/>
         </w:rPr>
         <w:t>8.1 数据备份与恢复</w:t>
@@ -587,1413 +1991,8 @@
       </w:pPr>
       <w:r>
         <w:rPr>
-          <w:rFonts w:ascii="宋体" w:eastAsia="宋体" w:hAnsi="宋体"/>
-        </w:rPr>
-        <w:t>8.2 系统日志记录</w:t>
-      </w:r>
-    </w:p>
-    <w:p>
-      <w:pPr>
-        <w:rPr>
-          <w:rFonts w:ascii="宋体" w:eastAsia="宋体" w:hAnsi="宋体"/>
-        </w:rPr>
-      </w:pPr>
-      <w:r>
-        <w:rPr>
-          <w:rFonts w:ascii="宋体" w:eastAsia="宋体" w:hAnsi="宋体"/>
-        </w:rPr>
-        <w:t>8.3 用户权限管理</w:t>
-      </w:r>
-    </w:p>
-    <w:p>
-      <w:pPr>
-        <w:rPr>
-          <w:rFonts w:ascii="宋体" w:eastAsia="宋体" w:hAnsi="宋体"/>
-        </w:rPr>
-      </w:pPr>
-    </w:p>
-    <w:p>
-      <w:pPr>
-        <w:rPr>
-          <w:rFonts w:ascii="宋体" w:eastAsia="宋体" w:hAnsi="宋体"/>
-        </w:rPr>
-      </w:pPr>
-      <w:r>
-        <w:rPr>
-          <w:rFonts w:ascii="宋体" w:eastAsia="宋体" w:hAnsi="宋体" w:hint="eastAsia"/>
-        </w:rPr>
-        <w:t>九、常见问题解答</w:t>
-      </w:r>
-    </w:p>
-    <w:p>
-      <w:pPr>
-        <w:rPr>
-          <w:rFonts w:ascii="宋体" w:eastAsia="宋体" w:hAnsi="宋体"/>
-        </w:rPr>
-      </w:pPr>
-      <w:r>
-        <w:rPr>
-          <w:rFonts w:ascii="宋体" w:eastAsia="宋体" w:hAnsi="宋体"/>
-        </w:rPr>
-        <w:t>9.1 用户注册常见问题</w:t>
-      </w:r>
-    </w:p>
-    <w:p>
-      <w:pPr>
-        <w:rPr>
-          <w:rFonts w:ascii="宋体" w:eastAsia="宋体" w:hAnsi="宋体"/>
-        </w:rPr>
-      </w:pPr>
-      <w:r>
-        <w:rPr>
-          <w:rFonts w:ascii="宋体" w:eastAsia="宋体" w:hAnsi="宋体"/>
-        </w:rPr>
-        <w:t>9.2 角色管理常见问题</w:t>
-      </w:r>
-    </w:p>
-    <w:p>
-      <w:pPr>
-        <w:rPr>
-          <w:rFonts w:ascii="宋体" w:eastAsia="宋体" w:hAnsi="宋体"/>
-        </w:rPr>
-      </w:pPr>
-      <w:r>
-        <w:rPr>
-          <w:rFonts w:ascii="宋体" w:eastAsia="宋体" w:hAnsi="宋体"/>
-        </w:rPr>
-        <w:t>9.3 客户管理常见问题</w:t>
-      </w:r>
-    </w:p>
-    <w:p>
-      <w:pPr>
-        <w:rPr>
-          <w:rFonts w:ascii="宋体" w:eastAsia="宋体" w:hAnsi="宋体"/>
-        </w:rPr>
-      </w:pPr>
-      <w:r>
-        <w:rPr>
-          <w:rFonts w:ascii="宋体" w:eastAsia="宋体" w:hAnsi="宋体"/>
-        </w:rPr>
-        <w:t>9.4 转账功能常见问题</w:t>
-      </w:r>
-    </w:p>
-    <w:p>
-      <w:pPr>
-        <w:rPr>
-          <w:rFonts w:ascii="宋体" w:eastAsia="宋体" w:hAnsi="宋体"/>
-        </w:rPr>
-      </w:pPr>
-      <w:r>
-        <w:rPr>
-          <w:rFonts w:ascii="宋体" w:eastAsia="宋体" w:hAnsi="宋体"/>
-        </w:rPr>
-        <w:t>9.5 代发工资管理常见问题</w:t>
-      </w:r>
-    </w:p>
-    <w:p>
-      <w:pPr>
-        <w:rPr>
-          <w:rFonts w:ascii="宋体" w:eastAsia="宋体" w:hAnsi="宋体"/>
-        </w:rPr>
-      </w:pPr>
-    </w:p>
-    <w:p>
-      <w:pPr>
-        <w:rPr>
-          <w:rFonts w:ascii="宋体" w:eastAsia="宋体" w:hAnsi="宋体"/>
-        </w:rPr>
-      </w:pPr>
-      <w:r>
-        <w:rPr>
-          <w:rFonts w:ascii="宋体" w:eastAsia="宋体" w:hAnsi="宋体" w:hint="eastAsia"/>
-        </w:rPr>
-        <w:t>附录：</w:t>
-      </w:r>
-    </w:p>
-    <w:p>
-      <w:pPr>
-        <w:rPr>
-          <w:rFonts w:ascii="宋体" w:eastAsia="宋体" w:hAnsi="宋体"/>
-        </w:rPr>
-      </w:pPr>
-      <w:r>
-        <w:rPr>
-          <w:rFonts w:ascii="宋体" w:eastAsia="宋体" w:hAnsi="宋体"/>
-        </w:rPr>
-        <w:t>A. 术语表</w:t>
-      </w:r>
-    </w:p>
-    <w:p>
-      <w:pPr>
-        <w:rPr>
-          <w:rFonts w:ascii="宋体" w:eastAsia="宋体" w:hAnsi="宋体"/>
-        </w:rPr>
-      </w:pPr>
-      <w:r>
-        <w:rPr>
-          <w:rFonts w:ascii="宋体" w:eastAsia="宋体" w:hAnsi="宋体"/>
-        </w:rPr>
-        <w:t>B. 错误代码表</w:t>
-      </w:r>
-    </w:p>
-    <w:p>
-      <w:pPr>
-        <w:rPr>
-          <w:rFonts w:ascii="宋体" w:eastAsia="宋体" w:hAnsi="宋体"/>
-        </w:rPr>
-      </w:pPr>
-      <w:r>
-        <w:rPr>
-          <w:rFonts w:ascii="宋体" w:eastAsia="宋体" w:hAnsi="宋体"/>
-        </w:rPr>
-        <w:t>C. 参考资料</w:t>
-      </w:r>
-    </w:p>
-    <w:p>
-      <w:pPr>
-        <w:rPr>
-          <w:rFonts w:ascii="宋体" w:eastAsia="宋体" w:hAnsi="宋体"/>
-        </w:rPr>
-      </w:pPr>
-    </w:p>
-    <w:p>
-      <w:pPr>
-        <w:rPr>
-          <w:rFonts w:ascii="宋体" w:eastAsia="宋体" w:hAnsi="宋体"/>
-        </w:rPr>
-      </w:pPr>
-      <w:r>
-        <w:rPr>
-          <w:rFonts w:ascii="宋体" w:eastAsia="宋体" w:hAnsi="宋体" w:hint="eastAsia"/>
-        </w:rPr>
-        <w:t>一、引言</w:t>
-      </w:r>
-    </w:p>
-    <w:p>
-      <w:pPr>
-        <w:rPr>
-          <w:rFonts w:ascii="宋体" w:eastAsia="宋体" w:hAnsi="宋体"/>
-        </w:rPr>
-      </w:pPr>
-      <w:r>
-        <w:rPr>
-          <w:rFonts w:ascii="宋体" w:eastAsia="宋体" w:hAnsi="宋体"/>
-        </w:rPr>
-        <w:t>1.1 概述</w:t>
-      </w:r>
-    </w:p>
-    <w:p>
-      <w:pPr>
-        <w:rPr>
-          <w:rFonts w:ascii="宋体" w:eastAsia="宋体" w:hAnsi="宋体"/>
-        </w:rPr>
-      </w:pPr>
-      <w:r>
-        <w:rPr>
-          <w:rFonts w:ascii="宋体" w:eastAsia="宋体" w:hAnsi="宋体" w:hint="eastAsia"/>
-        </w:rPr>
-        <w:t>中间业务管理系统（</w:t>
-      </w:r>
-      <w:r>
-        <w:rPr>
-          <w:rFonts w:ascii="宋体" w:eastAsia="宋体" w:hAnsi="宋体"/>
-        </w:rPr>
-        <w:t>BIBMS）是一个综合性系统，旨在满足银行内部各部门的信息共享和业务协同需求。本章节介绍了本需求分析说明书的目的和范围。</w:t>
-      </w:r>
-    </w:p>
-    <w:p>
-      <w:pPr>
-        <w:rPr>
-          <w:rFonts w:ascii="宋体" w:eastAsia="宋体" w:hAnsi="宋体"/>
-        </w:rPr>
-      </w:pPr>
-    </w:p>
-    <w:p>
-      <w:pPr>
-        <w:rPr>
-          <w:rFonts w:ascii="宋体" w:eastAsia="宋体" w:hAnsi="宋体"/>
-        </w:rPr>
-      </w:pPr>
-      <w:r>
-        <w:rPr>
-          <w:rFonts w:ascii="宋体" w:eastAsia="宋体" w:hAnsi="宋体"/>
-        </w:rPr>
-        <w:t>1.2 目的</w:t>
-      </w:r>
-    </w:p>
-    <w:p>
-      <w:pPr>
-        <w:rPr>
-          <w:rFonts w:ascii="宋体" w:eastAsia="宋体" w:hAnsi="宋体"/>
-        </w:rPr>
-      </w:pPr>
-      <w:r>
-        <w:rPr>
-          <w:rFonts w:ascii="宋体" w:eastAsia="宋体" w:hAnsi="宋体" w:hint="eastAsia"/>
-        </w:rPr>
-        <w:t>本文档旨在通过对</w:t>
-      </w:r>
-      <w:r>
-        <w:rPr>
-          <w:rFonts w:ascii="宋体" w:eastAsia="宋体" w:hAnsi="宋体"/>
-        </w:rPr>
-        <w:t>BIBMS的功能进行分析和说明，帮助用户了解系统的各项功能及其使用方式，以便能够高效地使用该系统。</w:t>
-      </w:r>
-    </w:p>
-    <w:p>
-      <w:pPr>
-        <w:rPr>
-          <w:rFonts w:ascii="宋体" w:eastAsia="宋体" w:hAnsi="宋体"/>
-        </w:rPr>
-      </w:pPr>
-    </w:p>
-    <w:p>
-      <w:pPr>
-        <w:rPr>
-          <w:rFonts w:ascii="宋体" w:eastAsia="宋体" w:hAnsi="宋体"/>
-        </w:rPr>
-      </w:pPr>
-      <w:r>
-        <w:rPr>
-          <w:rFonts w:ascii="宋体" w:eastAsia="宋体" w:hAnsi="宋体"/>
-        </w:rPr>
-        <w:t>1.3 范围</w:t>
-      </w:r>
-    </w:p>
-    <w:p>
-      <w:pPr>
-        <w:rPr>
-          <w:rFonts w:ascii="宋体" w:eastAsia="宋体" w:hAnsi="宋体"/>
-        </w:rPr>
-      </w:pPr>
-      <w:r>
-        <w:rPr>
-          <w:rFonts w:ascii="宋体" w:eastAsia="宋体" w:hAnsi="宋体" w:hint="eastAsia"/>
-        </w:rPr>
-        <w:t>本用户手册涵盖了</w:t>
-      </w:r>
-      <w:r>
-        <w:rPr>
-          <w:rFonts w:ascii="宋体" w:eastAsia="宋体" w:hAnsi="宋体"/>
-        </w:rPr>
-        <w:t>BIBMS的主要功能需求，包括用户注册与登录、角色管理、客户管理、转账功能以及代发工资管理等方面的功能说明和操作流程。</w:t>
-      </w:r>
-    </w:p>
-    <w:p>
-      <w:pPr>
-        <w:rPr>
-          <w:rFonts w:ascii="宋体" w:eastAsia="宋体" w:hAnsi="宋体"/>
-        </w:rPr>
-      </w:pPr>
-    </w:p>
-    <w:p>
-      <w:pPr>
-        <w:rPr>
-          <w:rFonts w:ascii="宋体" w:eastAsia="宋体" w:hAnsi="宋体"/>
-        </w:rPr>
-      </w:pPr>
-      <w:r>
-        <w:rPr>
-          <w:rFonts w:ascii="宋体" w:eastAsia="宋体" w:hAnsi="宋体" w:hint="eastAsia"/>
-        </w:rPr>
-        <w:t>二、功能概述</w:t>
-      </w:r>
-    </w:p>
-    <w:p>
-      <w:pPr>
-        <w:rPr>
-          <w:rFonts w:ascii="宋体" w:eastAsia="宋体" w:hAnsi="宋体"/>
-        </w:rPr>
-      </w:pPr>
-      <w:r>
-        <w:rPr>
-          <w:rFonts w:ascii="宋体" w:eastAsia="宋体" w:hAnsi="宋体" w:hint="eastAsia"/>
-        </w:rPr>
-        <w:t>本章节介绍了</w:t>
-      </w:r>
-      <w:r>
-        <w:rPr>
-          <w:rFonts w:ascii="宋体" w:eastAsia="宋体" w:hAnsi="宋体"/>
-        </w:rPr>
-        <w:t>BIBMS的各项功能，并提供了功能的简要描述。</w:t>
-      </w:r>
-    </w:p>
-    <w:p>
-      <w:pPr>
-        <w:rPr>
-          <w:rFonts w:ascii="宋体" w:eastAsia="宋体" w:hAnsi="宋体"/>
-        </w:rPr>
-      </w:pPr>
-    </w:p>
-    <w:p>
-      <w:pPr>
-        <w:rPr>
-          <w:rFonts w:ascii="宋体" w:eastAsia="宋体" w:hAnsi="宋体"/>
-        </w:rPr>
-      </w:pPr>
-      <w:r>
-        <w:rPr>
-          <w:rFonts w:ascii="宋体" w:eastAsia="宋体" w:hAnsi="宋体"/>
-        </w:rPr>
-        <w:t>2.1 用户注册（银行用户）</w:t>
-      </w:r>
-    </w:p>
-    <w:p>
-      <w:pPr>
-        <w:rPr>
-          <w:rFonts w:ascii="宋体" w:eastAsia="宋体" w:hAnsi="宋体"/>
-        </w:rPr>
-      </w:pPr>
-      <w:r>
-        <w:rPr>
-          <w:rFonts w:ascii="宋体" w:eastAsia="宋体" w:hAnsi="宋体" w:hint="eastAsia"/>
-        </w:rPr>
-        <w:t>银行用户需要在系统中注册自己的信息，并提交审核。审核通过后方可使用系统提供的各项服务。</w:t>
-      </w:r>
-    </w:p>
-    <w:p>
-      <w:pPr>
-        <w:rPr>
-          <w:rFonts w:ascii="宋体" w:eastAsia="宋体" w:hAnsi="宋体"/>
-        </w:rPr>
-      </w:pPr>
-    </w:p>
-    <w:p>
-      <w:pPr>
-        <w:rPr>
-          <w:rFonts w:ascii="宋体" w:eastAsia="宋体" w:hAnsi="宋体"/>
-        </w:rPr>
-      </w:pPr>
-      <w:r>
-        <w:rPr>
-          <w:rFonts w:ascii="宋体" w:eastAsia="宋体" w:hAnsi="宋体"/>
-        </w:rPr>
-        <w:t>2.2 用户登录（银行用户）</w:t>
-      </w:r>
-    </w:p>
-    <w:p>
-      <w:pPr>
-        <w:rPr>
-          <w:rFonts w:ascii="宋体" w:eastAsia="宋体" w:hAnsi="宋体"/>
-        </w:rPr>
-      </w:pPr>
-      <w:r>
-        <w:rPr>
-          <w:rFonts w:ascii="宋体" w:eastAsia="宋体" w:hAnsi="宋体" w:hint="eastAsia"/>
-        </w:rPr>
-        <w:t>已注册的银行用户可以通过输入用户名和密码登录系统，在系统中进行相应的操作。</w:t>
-      </w:r>
-    </w:p>
-    <w:p>
-      <w:pPr>
-        <w:rPr>
-          <w:rFonts w:ascii="宋体" w:eastAsia="宋体" w:hAnsi="宋体"/>
-        </w:rPr>
-      </w:pPr>
-    </w:p>
-    <w:p>
-      <w:pPr>
-        <w:rPr>
-          <w:rFonts w:ascii="宋体" w:eastAsia="宋体" w:hAnsi="宋体"/>
-        </w:rPr>
-      </w:pPr>
-      <w:r>
-        <w:rPr>
-          <w:rFonts w:ascii="宋体" w:eastAsia="宋体" w:hAnsi="宋体"/>
-        </w:rPr>
-        <w:t>2.3 新增角色（系统管理员）</w:t>
-      </w:r>
-    </w:p>
-    <w:p>
-      <w:pPr>
-        <w:rPr>
-          <w:rFonts w:ascii="宋体" w:eastAsia="宋体" w:hAnsi="宋体"/>
-        </w:rPr>
-      </w:pPr>
-      <w:r>
-        <w:rPr>
-          <w:rFonts w:ascii="宋体" w:eastAsia="宋体" w:hAnsi="宋体" w:hint="eastAsia"/>
-        </w:rPr>
-        <w:t>系统管理员具有新增角色的权限。在新增角色时需要定义角色名称和所属部门，并分配该角</w:t>
-      </w:r>
-      <w:r>
-        <w:rPr>
-          <w:rFonts w:ascii="宋体" w:eastAsia="宋体" w:hAnsi="宋体" w:hint="eastAsia"/>
-        </w:rPr>
-        <w:lastRenderedPageBreak/>
-        <w:t>色的权限。</w:t>
-      </w:r>
-    </w:p>
-    <w:p>
-      <w:pPr>
-        <w:rPr>
-          <w:rFonts w:ascii="宋体" w:eastAsia="宋体" w:hAnsi="宋体"/>
-        </w:rPr>
-      </w:pPr>
-    </w:p>
-    <w:p>
-      <w:pPr>
-        <w:rPr>
-          <w:rFonts w:ascii="宋体" w:eastAsia="宋体" w:hAnsi="宋体"/>
-        </w:rPr>
-      </w:pPr>
-      <w:r>
-        <w:rPr>
-          <w:rFonts w:ascii="宋体" w:eastAsia="宋体" w:hAnsi="宋体"/>
-        </w:rPr>
-        <w:t>2.4 查询角色信息（系统管理员）</w:t>
-      </w:r>
-    </w:p>
-    <w:p>
-      <w:pPr>
-        <w:rPr>
-          <w:rFonts w:ascii="宋体" w:eastAsia="宋体" w:hAnsi="宋体"/>
-        </w:rPr>
-      </w:pPr>
-      <w:r>
-        <w:rPr>
-          <w:rFonts w:ascii="宋体" w:eastAsia="宋体" w:hAnsi="宋体" w:hint="eastAsia"/>
-        </w:rPr>
-        <w:t>系统管理员可通过系统查询已有的角色信息，包括角色名称、所属部门以及对应的权限。</w:t>
-      </w:r>
-    </w:p>
-    <w:p>
-      <w:pPr>
-        <w:rPr>
-          <w:rFonts w:ascii="宋体" w:eastAsia="宋体" w:hAnsi="宋体"/>
-        </w:rPr>
-      </w:pPr>
-    </w:p>
-    <w:p>
-      <w:pPr>
-        <w:rPr>
-          <w:rFonts w:ascii="宋体" w:eastAsia="宋体" w:hAnsi="宋体"/>
-        </w:rPr>
-      </w:pPr>
-      <w:r>
-        <w:rPr>
-          <w:rFonts w:ascii="宋体" w:eastAsia="宋体" w:hAnsi="宋体"/>
-        </w:rPr>
-        <w:t>2.5 修改角色信息（系统管理员）</w:t>
-      </w:r>
-    </w:p>
-    <w:p>
-      <w:pPr>
-        <w:rPr>
-          <w:rFonts w:ascii="宋体" w:eastAsia="宋体" w:hAnsi="宋体"/>
-        </w:rPr>
-      </w:pPr>
-      <w:r>
-        <w:rPr>
-          <w:rFonts w:ascii="宋体" w:eastAsia="宋体" w:hAnsi="宋体" w:hint="eastAsia"/>
-        </w:rPr>
-        <w:t>系统管理员可对已有的角色信息进行修改，包括角色名称、所属部门以及对应的权限。</w:t>
-      </w:r>
-    </w:p>
-    <w:p>
-      <w:pPr>
-        <w:rPr>
-          <w:rFonts w:ascii="宋体" w:eastAsia="宋体" w:hAnsi="宋体"/>
-        </w:rPr>
-      </w:pPr>
-    </w:p>
-    <w:p>
-      <w:pPr>
-        <w:rPr>
-          <w:rFonts w:ascii="宋体" w:eastAsia="宋体" w:hAnsi="宋体"/>
-        </w:rPr>
-      </w:pPr>
-      <w:r>
-        <w:rPr>
-          <w:rFonts w:ascii="宋体" w:eastAsia="宋体" w:hAnsi="宋体"/>
-        </w:rPr>
-        <w:t>2.6 开户（银行营业部员工）</w:t>
-      </w:r>
-    </w:p>
-    <w:p>
-      <w:pPr>
-        <w:rPr>
-          <w:rFonts w:ascii="宋体" w:eastAsia="宋体" w:hAnsi="宋体"/>
-        </w:rPr>
-      </w:pPr>
-      <w:r>
-        <w:rPr>
-          <w:rFonts w:ascii="宋体" w:eastAsia="宋体" w:hAnsi="宋体" w:hint="eastAsia"/>
-        </w:rPr>
-        <w:t>银行营业部员工可以通过系统为客户开设各种银行账户，包括储蓄账户、信用卡账户等。</w:t>
-      </w:r>
-    </w:p>
-    <w:p>
-      <w:pPr>
-        <w:rPr>
-          <w:rFonts w:ascii="宋体" w:eastAsia="宋体" w:hAnsi="宋体"/>
-        </w:rPr>
-      </w:pPr>
-    </w:p>
-    <w:p>
-      <w:pPr>
-        <w:rPr>
-          <w:rFonts w:ascii="宋体" w:eastAsia="宋体" w:hAnsi="宋体"/>
-        </w:rPr>
-      </w:pPr>
-      <w:r>
-        <w:rPr>
-          <w:rFonts w:ascii="宋体" w:eastAsia="宋体" w:hAnsi="宋体"/>
-        </w:rPr>
-        <w:t>2.7 查询客户资料（银行营业部员工）</w:t>
-      </w:r>
-    </w:p>
-    <w:p>
-      <w:pPr>
-        <w:rPr>
-          <w:rFonts w:ascii="宋体" w:eastAsia="宋体" w:hAnsi="宋体"/>
-        </w:rPr>
-      </w:pPr>
-      <w:r>
-        <w:rPr>
-          <w:rFonts w:ascii="宋体" w:eastAsia="宋体" w:hAnsi="宋体" w:hint="eastAsia"/>
-        </w:rPr>
-        <w:t>银行营业部员工可以通过系统查询已有的客户信息，包括基本信息、账户信息、交易记录等。</w:t>
-      </w:r>
-    </w:p>
-    <w:p>
-      <w:pPr>
-        <w:rPr>
-          <w:rFonts w:ascii="宋体" w:eastAsia="宋体" w:hAnsi="宋体"/>
-        </w:rPr>
-      </w:pPr>
-    </w:p>
-    <w:p>
-      <w:pPr>
-        <w:rPr>
-          <w:rFonts w:ascii="宋体" w:eastAsia="宋体" w:hAnsi="宋体"/>
-        </w:rPr>
-      </w:pPr>
-      <w:r>
-        <w:rPr>
-          <w:rFonts w:ascii="宋体" w:eastAsia="宋体" w:hAnsi="宋体"/>
-        </w:rPr>
-        <w:t>2.8 修改客户资料（银行营业部员工）</w:t>
-      </w:r>
-    </w:p>
-    <w:p>
-      <w:pPr>
-        <w:rPr>
-          <w:rFonts w:ascii="宋体" w:eastAsia="宋体" w:hAnsi="宋体"/>
-        </w:rPr>
-      </w:pPr>
-      <w:r>
-        <w:rPr>
-          <w:rFonts w:ascii="宋体" w:eastAsia="宋体" w:hAnsi="宋体" w:hint="eastAsia"/>
-        </w:rPr>
-        <w:t>银行营业部员工可以通过系统对已有客户的信息进行修改，包括基本信息、账户信息等。</w:t>
-      </w:r>
-    </w:p>
-    <w:p>
-      <w:pPr>
-        <w:rPr>
-          <w:rFonts w:ascii="宋体" w:eastAsia="宋体" w:hAnsi="宋体"/>
-        </w:rPr>
-      </w:pPr>
-    </w:p>
-    <w:p>
-      <w:pPr>
-        <w:rPr>
-          <w:rFonts w:ascii="宋体" w:eastAsia="宋体" w:hAnsi="宋体"/>
-        </w:rPr>
-      </w:pPr>
-      <w:r>
-        <w:rPr>
-          <w:rFonts w:ascii="宋体" w:eastAsia="宋体" w:hAnsi="宋体"/>
-        </w:rPr>
-        <w:t>2.9 转账（客户）</w:t>
-      </w:r>
-    </w:p>
-    <w:p>
-      <w:pPr>
-        <w:rPr>
-          <w:rFonts w:ascii="宋体" w:eastAsia="宋体" w:hAnsi="宋体"/>
-        </w:rPr>
-      </w:pPr>
-      <w:r>
-        <w:rPr>
-          <w:rFonts w:ascii="宋体" w:eastAsia="宋体" w:hAnsi="宋体" w:hint="eastAsia"/>
-        </w:rPr>
-        <w:t>客户可以通过系统进行账户之间的转账操作，支持跨行和同行转账等多种方式。</w:t>
-      </w:r>
-    </w:p>
-    <w:p>
-      <w:pPr>
-        <w:rPr>
-          <w:rFonts w:ascii="宋体" w:eastAsia="宋体" w:hAnsi="宋体"/>
-        </w:rPr>
-      </w:pPr>
-    </w:p>
-    <w:p>
-      <w:pPr>
-        <w:rPr>
-          <w:rFonts w:ascii="宋体" w:eastAsia="宋体" w:hAnsi="宋体"/>
-        </w:rPr>
-      </w:pPr>
-      <w:r>
-        <w:rPr>
-          <w:rFonts w:ascii="宋体" w:eastAsia="宋体" w:hAnsi="宋体"/>
-        </w:rPr>
-        <w:t>2.10 代发工资录入（银行营业部员工）</w:t>
-      </w:r>
-    </w:p>
-    <w:p>
-      <w:pPr>
-        <w:rPr>
-          <w:rFonts w:ascii="宋体" w:eastAsia="宋体" w:hAnsi="宋体"/>
-        </w:rPr>
-      </w:pPr>
-      <w:r>
-        <w:rPr>
-          <w:rFonts w:ascii="宋体" w:eastAsia="宋体" w:hAnsi="宋体" w:hint="eastAsia"/>
-        </w:rPr>
-        <w:t>银行营业部员工可以通过系统录入客户的工资信息，包括</w:t>
-      </w:r>
-      <w:proofErr w:type="gramStart"/>
-      <w:r>
-        <w:rPr>
-          <w:rFonts w:ascii="宋体" w:eastAsia="宋体" w:hAnsi="宋体" w:hint="eastAsia"/>
-        </w:rPr>
-        <w:t>薪</w:t>
-      </w:r>
-      <w:proofErr w:type="gramEnd"/>
-      <w:r>
-        <w:rPr>
-          <w:rFonts w:ascii="宋体" w:eastAsia="宋体" w:hAnsi="宋体" w:hint="eastAsia"/>
-        </w:rPr>
-        <w:t>酬金额、发放时间等。</w:t>
-      </w:r>
-    </w:p>
-    <w:p>
-      <w:pPr>
-        <w:rPr>
-          <w:rFonts w:ascii="宋体" w:eastAsia="宋体" w:hAnsi="宋体"/>
-        </w:rPr>
-      </w:pPr>
-    </w:p>
-    <w:p>
-      <w:pPr>
-        <w:rPr>
-          <w:rFonts w:ascii="宋体" w:eastAsia="宋体" w:hAnsi="宋体"/>
-        </w:rPr>
-      </w:pPr>
-      <w:r>
-        <w:rPr>
-          <w:rFonts w:ascii="宋体" w:eastAsia="宋体" w:hAnsi="宋体"/>
-        </w:rPr>
-        <w:t>2.11 代发工资审核（银行营业部经理）</w:t>
-      </w:r>
-    </w:p>
-    <w:p>
-      <w:pPr>
-        <w:rPr>
-          <w:rFonts w:ascii="宋体" w:eastAsia="宋体" w:hAnsi="宋体"/>
-        </w:rPr>
-      </w:pPr>
-      <w:r>
-        <w:rPr>
-          <w:rFonts w:ascii="宋体" w:eastAsia="宋体" w:hAnsi="宋体" w:hint="eastAsia"/>
-        </w:rPr>
-        <w:t>银行营业部经理可以通过系统审核客户的工资信息，确认无误后批准发放。</w:t>
-      </w:r>
-    </w:p>
-    <w:p>
-      <w:pPr>
-        <w:rPr>
-          <w:rFonts w:ascii="宋体" w:eastAsia="宋体" w:hAnsi="宋体"/>
-        </w:rPr>
-      </w:pPr>
-    </w:p>
-    <w:p>
-      <w:pPr>
-        <w:rPr>
-          <w:rFonts w:ascii="宋体" w:eastAsia="宋体" w:hAnsi="宋体"/>
-        </w:rPr>
-      </w:pPr>
-      <w:r>
-        <w:rPr>
-          <w:rFonts w:ascii="宋体" w:eastAsia="宋体" w:hAnsi="宋体" w:hint="eastAsia"/>
-        </w:rPr>
-        <w:t>三、用户注册与登录</w:t>
-      </w:r>
-    </w:p>
-    <w:p>
-      <w:pPr>
-        <w:rPr>
-          <w:rFonts w:ascii="宋体" w:eastAsia="宋体" w:hAnsi="宋体"/>
-        </w:rPr>
-      </w:pPr>
-      <w:r>
-        <w:rPr>
-          <w:rFonts w:ascii="宋体" w:eastAsia="宋体" w:hAnsi="宋体" w:hint="eastAsia"/>
-        </w:rPr>
-        <w:t>本章节详细描述了用户注册和登录功能的流程以及密码安全要求。</w:t>
-      </w:r>
-    </w:p>
-    <w:p>
-      <w:pPr>
-        <w:rPr>
-          <w:rFonts w:ascii="宋体" w:eastAsia="宋体" w:hAnsi="宋体"/>
-        </w:rPr>
-      </w:pPr>
-    </w:p>
-    <w:p>
-      <w:pPr>
-        <w:rPr>
-          <w:rFonts w:ascii="宋体" w:eastAsia="宋体" w:hAnsi="宋体"/>
-        </w:rPr>
-      </w:pPr>
-      <w:r>
-        <w:rPr>
-          <w:rFonts w:ascii="宋体" w:eastAsia="宋体" w:hAnsi="宋体"/>
-        </w:rPr>
-        <w:t>3.1 用户注册流程</w:t>
-      </w:r>
-    </w:p>
-    <w:p>
-      <w:pPr>
-        <w:rPr>
-          <w:rFonts w:ascii="宋体" w:eastAsia="宋体" w:hAnsi="宋体"/>
-        </w:rPr>
-      </w:pPr>
-      <w:r>
-        <w:rPr>
-          <w:rFonts w:ascii="宋体" w:eastAsia="宋体" w:hAnsi="宋体" w:hint="eastAsia"/>
-        </w:rPr>
-        <w:t>用户注册的详细步骤和要求。</w:t>
-      </w:r>
-    </w:p>
-    <w:p>
-      <w:pPr>
-        <w:rPr>
-          <w:rFonts w:ascii="宋体" w:eastAsia="宋体" w:hAnsi="宋体"/>
-        </w:rPr>
-      </w:pPr>
-    </w:p>
-    <w:p>
-      <w:pPr>
-        <w:rPr>
-          <w:rFonts w:ascii="宋体" w:eastAsia="宋体" w:hAnsi="宋体"/>
-        </w:rPr>
-      </w:pPr>
-      <w:r>
-        <w:rPr>
-          <w:rFonts w:ascii="宋体" w:eastAsia="宋体" w:hAnsi="宋体"/>
-        </w:rPr>
-        <w:t>3.2 用户登录流程</w:t>
-      </w:r>
-    </w:p>
-    <w:p>
-      <w:pPr>
-        <w:rPr>
-          <w:rFonts w:ascii="宋体" w:eastAsia="宋体" w:hAnsi="宋体"/>
-        </w:rPr>
-      </w:pPr>
-      <w:r>
-        <w:rPr>
-          <w:rFonts w:ascii="宋体" w:eastAsia="宋体" w:hAnsi="宋体" w:hint="eastAsia"/>
-        </w:rPr>
-        <w:t>用户登录的详细步骤和要求。</w:t>
-      </w:r>
-    </w:p>
-    <w:p>
-      <w:pPr>
-        <w:rPr>
-          <w:rFonts w:ascii="宋体" w:eastAsia="宋体" w:hAnsi="宋体"/>
-        </w:rPr>
-      </w:pPr>
-    </w:p>
-    <w:p>
-      <w:pPr>
-        <w:rPr>
-          <w:rFonts w:ascii="宋体" w:eastAsia="宋体" w:hAnsi="宋体"/>
-        </w:rPr>
-      </w:pPr>
-      <w:r>
-        <w:rPr>
-          <w:rFonts w:ascii="宋体" w:eastAsia="宋体" w:hAnsi="宋体"/>
-        </w:rPr>
-        <w:t>3.3 密码安全要求</w:t>
-      </w:r>
-    </w:p>
-    <w:p>
-      <w:pPr>
-        <w:rPr>
-          <w:rFonts w:ascii="宋体" w:eastAsia="宋体" w:hAnsi="宋体"/>
-        </w:rPr>
-      </w:pPr>
-      <w:r>
-        <w:rPr>
-          <w:rFonts w:ascii="宋体" w:eastAsia="宋体" w:hAnsi="宋体" w:hint="eastAsia"/>
-        </w:rPr>
-        <w:t>用户密码的复杂性要求和安全性建议。</w:t>
-      </w:r>
-    </w:p>
-    <w:p>
-      <w:pPr>
-        <w:rPr>
-          <w:rFonts w:ascii="宋体" w:eastAsia="宋体" w:hAnsi="宋体"/>
-        </w:rPr>
-      </w:pPr>
-    </w:p>
-    <w:p>
-      <w:pPr>
-        <w:rPr>
-          <w:rFonts w:ascii="宋体" w:eastAsia="宋体" w:hAnsi="宋体"/>
-        </w:rPr>
-      </w:pPr>
-      <w:r>
-        <w:rPr>
-          <w:rFonts w:ascii="宋体" w:eastAsia="宋体" w:hAnsi="宋体" w:hint="eastAsia"/>
-        </w:rPr>
-        <w:t>四、角色管理</w:t>
-      </w:r>
-    </w:p>
-    <w:p>
-      <w:pPr>
-        <w:rPr>
-          <w:rFonts w:ascii="宋体" w:eastAsia="宋体" w:hAnsi="宋体"/>
-        </w:rPr>
-      </w:pPr>
-      <w:r>
-        <w:rPr>
-          <w:rFonts w:ascii="宋体" w:eastAsia="宋体" w:hAnsi="宋体" w:hint="eastAsia"/>
-        </w:rPr>
-        <w:t>本章节详细介绍了角色管理功能，包括新增角色、查询角色信息和修改角色信息的操作流程。</w:t>
-      </w:r>
-    </w:p>
-    <w:p>
-      <w:pPr>
-        <w:rPr>
-          <w:rFonts w:ascii="宋体" w:eastAsia="宋体" w:hAnsi="宋体"/>
-        </w:rPr>
-      </w:pPr>
-    </w:p>
-    <w:p>
-      <w:pPr>
-        <w:rPr>
-          <w:rFonts w:ascii="宋体" w:eastAsia="宋体" w:hAnsi="宋体"/>
-        </w:rPr>
-      </w:pPr>
-      <w:r>
-        <w:rPr>
-          <w:rFonts w:ascii="宋体" w:eastAsia="宋体" w:hAnsi="宋体"/>
-        </w:rPr>
-        <w:t>4.1 新增角色</w:t>
-      </w:r>
-    </w:p>
-    <w:p>
-      <w:pPr>
-        <w:rPr>
-          <w:rFonts w:ascii="宋体" w:eastAsia="宋体" w:hAnsi="宋体"/>
-        </w:rPr>
-      </w:pPr>
-      <w:r>
-        <w:rPr>
-          <w:rFonts w:ascii="宋体" w:eastAsia="宋体" w:hAnsi="宋体" w:hint="eastAsia"/>
-        </w:rPr>
-        <w:t>系统管理员如何新增角色及其权限分配的详细步骤。</w:t>
-      </w:r>
-    </w:p>
-    <w:p>
-      <w:pPr>
-        <w:rPr>
-          <w:rFonts w:ascii="宋体" w:eastAsia="宋体" w:hAnsi="宋体"/>
-        </w:rPr>
-      </w:pPr>
-    </w:p>
-    <w:p>
-      <w:pPr>
-        <w:rPr>
-          <w:rFonts w:ascii="宋体" w:eastAsia="宋体" w:hAnsi="宋体"/>
-        </w:rPr>
-      </w:pPr>
-      <w:r>
-        <w:rPr>
-          <w:rFonts w:ascii="宋体" w:eastAsia="宋体" w:hAnsi="宋体"/>
-        </w:rPr>
-        <w:lastRenderedPageBreak/>
-        <w:t>4.2 查询角色信息</w:t>
-      </w:r>
-    </w:p>
-    <w:p>
-      <w:pPr>
-        <w:rPr>
-          <w:rFonts w:ascii="宋体" w:eastAsia="宋体" w:hAnsi="宋体"/>
-        </w:rPr>
-      </w:pPr>
-      <w:r>
-        <w:rPr>
-          <w:rFonts w:ascii="宋体" w:eastAsia="宋体" w:hAnsi="宋体" w:hint="eastAsia"/>
-        </w:rPr>
-        <w:t>系统管理员如何查询已有角色信息的详细步骤。</w:t>
-      </w:r>
-    </w:p>
-    <w:p>
-      <w:pPr>
-        <w:rPr>
-          <w:rFonts w:ascii="宋体" w:eastAsia="宋体" w:hAnsi="宋体"/>
-        </w:rPr>
-      </w:pPr>
-    </w:p>
-    <w:p>
-      <w:pPr>
-        <w:rPr>
-          <w:rFonts w:ascii="宋体" w:eastAsia="宋体" w:hAnsi="宋体"/>
-        </w:rPr>
-      </w:pPr>
-      <w:r>
-        <w:rPr>
-          <w:rFonts w:ascii="宋体" w:eastAsia="宋体" w:hAnsi="宋体"/>
-        </w:rPr>
-        <w:t>4.3 修改角色信息</w:t>
-      </w:r>
-    </w:p>
-    <w:p>
-      <w:pPr>
-        <w:rPr>
-          <w:rFonts w:ascii="宋体" w:eastAsia="宋体" w:hAnsi="宋体"/>
-        </w:rPr>
-      </w:pPr>
-      <w:r>
-        <w:rPr>
-          <w:rFonts w:ascii="宋体" w:eastAsia="宋体" w:hAnsi="宋体" w:hint="eastAsia"/>
-        </w:rPr>
-        <w:t>系统管理员如何修改已有角色信息的详细步骤。</w:t>
-      </w:r>
-    </w:p>
-    <w:p>
-      <w:pPr>
-        <w:rPr>
-          <w:rFonts w:ascii="宋体" w:eastAsia="宋体" w:hAnsi="宋体"/>
-        </w:rPr>
-      </w:pPr>
-    </w:p>
-    <w:p>
-      <w:pPr>
-        <w:rPr>
-          <w:rFonts w:ascii="宋体" w:eastAsia="宋体" w:hAnsi="宋体"/>
-        </w:rPr>
-      </w:pPr>
-      <w:r>
-        <w:rPr>
-          <w:rFonts w:ascii="宋体" w:eastAsia="宋体" w:hAnsi="宋体" w:hint="eastAsia"/>
-        </w:rPr>
-        <w:t>五、客户管理</w:t>
-      </w:r>
-    </w:p>
-    <w:p>
-      <w:pPr>
-        <w:rPr>
-          <w:rFonts w:ascii="宋体" w:eastAsia="宋体" w:hAnsi="宋体"/>
-        </w:rPr>
-      </w:pPr>
-      <w:r>
-        <w:rPr>
-          <w:rFonts w:ascii="宋体" w:eastAsia="宋体" w:hAnsi="宋体" w:hint="eastAsia"/>
-        </w:rPr>
-        <w:t>本章节详细介绍了客户管理功能，包括开户、查询客户资料和修改客户资料的操作流程。</w:t>
-      </w:r>
-    </w:p>
-    <w:p>
-      <w:pPr>
-        <w:rPr>
-          <w:rFonts w:ascii="宋体" w:eastAsia="宋体" w:hAnsi="宋体"/>
-        </w:rPr>
-      </w:pPr>
-    </w:p>
-    <w:p>
-      <w:pPr>
-        <w:rPr>
-          <w:rFonts w:ascii="宋体" w:eastAsia="宋体" w:hAnsi="宋体"/>
-        </w:rPr>
-      </w:pPr>
-      <w:r>
-        <w:rPr>
-          <w:rFonts w:ascii="宋体" w:eastAsia="宋体" w:hAnsi="宋体"/>
-        </w:rPr>
-        <w:t>5.1 开户流程</w:t>
-      </w:r>
-    </w:p>
-    <w:p>
-      <w:pPr>
-        <w:rPr>
-          <w:rFonts w:ascii="宋体" w:eastAsia="宋体" w:hAnsi="宋体"/>
-        </w:rPr>
-      </w:pPr>
-      <w:r>
-        <w:rPr>
-          <w:rFonts w:ascii="宋体" w:eastAsia="宋体" w:hAnsi="宋体" w:hint="eastAsia"/>
-        </w:rPr>
-        <w:t>银行营业部员工如何为客户开设账户的详细步骤。</w:t>
-      </w:r>
-    </w:p>
-    <w:p>
-      <w:pPr>
-        <w:rPr>
-          <w:rFonts w:ascii="宋体" w:eastAsia="宋体" w:hAnsi="宋体"/>
-        </w:rPr>
-      </w:pPr>
-    </w:p>
-    <w:p>
-      <w:pPr>
-        <w:rPr>
-          <w:rFonts w:ascii="宋体" w:eastAsia="宋体" w:hAnsi="宋体"/>
-        </w:rPr>
-      </w:pPr>
-      <w:r>
-        <w:rPr>
-          <w:rFonts w:ascii="宋体" w:eastAsia="宋体" w:hAnsi="宋体"/>
-        </w:rPr>
-        <w:t>5.2 查询客户资料</w:t>
-      </w:r>
-    </w:p>
-    <w:p>
-      <w:pPr>
-        <w:rPr>
-          <w:rFonts w:ascii="宋体" w:eastAsia="宋体" w:hAnsi="宋体"/>
-        </w:rPr>
-      </w:pPr>
-      <w:r>
-        <w:rPr>
-          <w:rFonts w:ascii="宋体" w:eastAsia="宋体" w:hAnsi="宋体" w:hint="eastAsia"/>
-        </w:rPr>
-        <w:t>银行营业部员工如何查询客户资料的详细步骤。</w:t>
-      </w:r>
-    </w:p>
-    <w:p>
-      <w:pPr>
-        <w:rPr>
-          <w:rFonts w:ascii="宋体" w:eastAsia="宋体" w:hAnsi="宋体"/>
-        </w:rPr>
-      </w:pPr>
-    </w:p>
-    <w:p>
-      <w:pPr>
-        <w:rPr>
-          <w:rFonts w:ascii="宋体" w:eastAsia="宋体" w:hAnsi="宋体"/>
-        </w:rPr>
-      </w:pPr>
-      <w:r>
-        <w:rPr>
-          <w:rFonts w:ascii="宋体" w:eastAsia="宋体" w:hAnsi="宋体"/>
-        </w:rPr>
-        <w:t>5.3 修改客户资料</w:t>
-      </w:r>
-    </w:p>
-    <w:p>
-      <w:pPr>
-        <w:rPr>
-          <w:rFonts w:ascii="宋体" w:eastAsia="宋体" w:hAnsi="宋体"/>
-        </w:rPr>
-      </w:pPr>
-      <w:r>
-        <w:rPr>
-          <w:rFonts w:ascii="宋体" w:eastAsia="宋体" w:hAnsi="宋体" w:hint="eastAsia"/>
-        </w:rPr>
-        <w:t>银行营业部员工如何修改客户资料的详细步骤。</w:t>
-      </w:r>
-    </w:p>
-    <w:p>
-      <w:pPr>
-        <w:rPr>
-          <w:rFonts w:ascii="宋体" w:eastAsia="宋体" w:hAnsi="宋体"/>
-        </w:rPr>
-      </w:pPr>
-    </w:p>
-    <w:p>
-      <w:pPr>
-        <w:rPr>
-          <w:rFonts w:ascii="宋体" w:eastAsia="宋体" w:hAnsi="宋体"/>
-        </w:rPr>
-      </w:pPr>
-      <w:r>
-        <w:rPr>
-          <w:rFonts w:ascii="宋体" w:eastAsia="宋体" w:hAnsi="宋体" w:hint="eastAsia"/>
-        </w:rPr>
-        <w:t>六、转账功能</w:t>
-      </w:r>
-    </w:p>
-    <w:p>
-      <w:pPr>
-        <w:rPr>
-          <w:rFonts w:ascii="宋体" w:eastAsia="宋体" w:hAnsi="宋体"/>
-        </w:rPr>
-      </w:pPr>
-      <w:r>
-        <w:rPr>
-          <w:rFonts w:ascii="宋体" w:eastAsia="宋体" w:hAnsi="宋体" w:hint="eastAsia"/>
-        </w:rPr>
-        <w:t>本章节详细介绍了转账功能，包括转账操作流程、跨行转账和同行转账的操作说明。</w:t>
-      </w:r>
-    </w:p>
-    <w:p>
-      <w:pPr>
-        <w:rPr>
-          <w:rFonts w:ascii="宋体" w:eastAsia="宋体" w:hAnsi="宋体"/>
-        </w:rPr>
-      </w:pPr>
-    </w:p>
-    <w:p>
-      <w:pPr>
-        <w:rPr>
-          <w:rFonts w:ascii="宋体" w:eastAsia="宋体" w:hAnsi="宋体"/>
-        </w:rPr>
-      </w:pPr>
-      <w:r>
-        <w:rPr>
-          <w:rFonts w:ascii="宋体" w:eastAsia="宋体" w:hAnsi="宋体"/>
-        </w:rPr>
-        <w:t>6.1 转账操作流程</w:t>
-      </w:r>
-    </w:p>
-    <w:p>
-      <w:pPr>
-        <w:rPr>
-          <w:rFonts w:ascii="宋体" w:eastAsia="宋体" w:hAnsi="宋体"/>
-        </w:rPr>
-      </w:pPr>
-      <w:r>
-        <w:rPr>
-          <w:rFonts w:ascii="宋体" w:eastAsia="宋体" w:hAnsi="宋体" w:hint="eastAsia"/>
-        </w:rPr>
-        <w:t>客户如何进行转账操作的详细步骤。</w:t>
-      </w:r>
-    </w:p>
-    <w:p>
-      <w:pPr>
-        <w:rPr>
-          <w:rFonts w:ascii="宋体" w:eastAsia="宋体" w:hAnsi="宋体"/>
-        </w:rPr>
-      </w:pPr>
-    </w:p>
-    <w:p>
-      <w:pPr>
-        <w:rPr>
-          <w:rFonts w:ascii="宋体" w:eastAsia="宋体" w:hAnsi="宋体"/>
-        </w:rPr>
-      </w:pPr>
-      <w:r>
-        <w:rPr>
-          <w:rFonts w:ascii="宋体" w:eastAsia="宋体" w:hAnsi="宋体"/>
-        </w:rPr>
-        <w:t>6.2 跨行转账</w:t>
-      </w:r>
-    </w:p>
-    <w:p>
-      <w:pPr>
-        <w:rPr>
-          <w:rFonts w:ascii="宋体" w:eastAsia="宋体" w:hAnsi="宋体"/>
-        </w:rPr>
-      </w:pPr>
-      <w:r>
-        <w:rPr>
-          <w:rFonts w:ascii="宋体" w:eastAsia="宋体" w:hAnsi="宋体" w:hint="eastAsia"/>
-        </w:rPr>
-        <w:t>客户如何进行跨行转账的详细步骤。</w:t>
-      </w:r>
-    </w:p>
-    <w:p>
-      <w:pPr>
-        <w:rPr>
-          <w:rFonts w:ascii="宋体" w:eastAsia="宋体" w:hAnsi="宋体"/>
-        </w:rPr>
-      </w:pPr>
-    </w:p>
-    <w:p>
-      <w:pPr>
-        <w:rPr>
-          <w:rFonts w:ascii="宋体" w:eastAsia="宋体" w:hAnsi="宋体"/>
-        </w:rPr>
-      </w:pPr>
-      <w:r>
-        <w:rPr>
-          <w:rFonts w:ascii="宋体" w:eastAsia="宋体" w:hAnsi="宋体"/>
-        </w:rPr>
-        <w:t>6.3 同行转账</w:t>
-      </w:r>
-    </w:p>
-    <w:p>
-      <w:pPr>
-        <w:rPr>
-          <w:rFonts w:ascii="宋体" w:eastAsia="宋体" w:hAnsi="宋体"/>
-        </w:rPr>
-      </w:pPr>
-      <w:r>
-        <w:rPr>
-          <w:rFonts w:ascii="宋体" w:eastAsia="宋体" w:hAnsi="宋体" w:hint="eastAsia"/>
-        </w:rPr>
-        <w:t>客户如何进行同行转账的详细步骤。</w:t>
-      </w:r>
-    </w:p>
-    <w:p>
-      <w:pPr>
-        <w:rPr>
-          <w:rFonts w:ascii="宋体" w:eastAsia="宋体" w:hAnsi="宋体"/>
-        </w:rPr>
-      </w:pPr>
-    </w:p>
-    <w:p>
-      <w:pPr>
-        <w:rPr>
-          <w:rFonts w:ascii="宋体" w:eastAsia="宋体" w:hAnsi="宋体"/>
-        </w:rPr>
-      </w:pPr>
-      <w:r>
-        <w:rPr>
-          <w:rFonts w:ascii="宋体" w:eastAsia="宋体" w:hAnsi="宋体" w:hint="eastAsia"/>
-        </w:rPr>
-        <w:t>七、代发工资管理</w:t>
-      </w:r>
-    </w:p>
-    <w:p>
-      <w:pPr>
-        <w:rPr>
-          <w:rFonts w:ascii="宋体" w:eastAsia="宋体" w:hAnsi="宋体"/>
-        </w:rPr>
-      </w:pPr>
-      <w:r>
-        <w:rPr>
-          <w:rFonts w:ascii="宋体" w:eastAsia="宋体" w:hAnsi="宋体" w:hint="eastAsia"/>
-        </w:rPr>
-        <w:t>本章节详细介绍了代发工资管理功能，包括工资录入流程和工资审核流程的操作说明。</w:t>
-      </w:r>
-    </w:p>
-    <w:p>
-      <w:pPr>
-        <w:rPr>
-          <w:rFonts w:ascii="宋体" w:eastAsia="宋体" w:hAnsi="宋体"/>
-        </w:rPr>
-      </w:pPr>
-    </w:p>
-    <w:p>
-      <w:pPr>
-        <w:rPr>
-          <w:rFonts w:ascii="宋体" w:eastAsia="宋体" w:hAnsi="宋体"/>
-        </w:rPr>
-      </w:pPr>
-      <w:r>
-        <w:rPr>
-          <w:rFonts w:ascii="宋体" w:eastAsia="宋体" w:hAnsi="宋体"/>
-        </w:rPr>
-        <w:t>7.1 工资录入流程</w:t>
-      </w:r>
-    </w:p>
-    <w:p>
-      <w:pPr>
-        <w:rPr>
-          <w:rFonts w:ascii="宋体" w:eastAsia="宋体" w:hAnsi="宋体"/>
-        </w:rPr>
-      </w:pPr>
-      <w:r>
-        <w:rPr>
-          <w:rFonts w:ascii="宋体" w:eastAsia="宋体" w:hAnsi="宋体" w:hint="eastAsia"/>
-        </w:rPr>
-        <w:t>银行营业部员工如何录入客户工资信息的详细步骤。</w:t>
-      </w:r>
-    </w:p>
-    <w:p>
-      <w:pPr>
-        <w:rPr>
-          <w:rFonts w:ascii="宋体" w:eastAsia="宋体" w:hAnsi="宋体"/>
-        </w:rPr>
-      </w:pPr>
-    </w:p>
-    <w:p>
-      <w:pPr>
-        <w:rPr>
-          <w:rFonts w:ascii="宋体" w:eastAsia="宋体" w:hAnsi="宋体"/>
-        </w:rPr>
-      </w:pPr>
-      <w:r>
-        <w:rPr>
-          <w:rFonts w:ascii="宋体" w:eastAsia="宋体" w:hAnsi="宋体"/>
-        </w:rPr>
-        <w:t>7.2 工资审核流程</w:t>
-      </w:r>
-    </w:p>
-    <w:p>
-      <w:pPr>
-        <w:rPr>
-          <w:rFonts w:ascii="宋体" w:eastAsia="宋体" w:hAnsi="宋体"/>
-        </w:rPr>
-      </w:pPr>
-      <w:r>
-        <w:rPr>
-          <w:rFonts w:ascii="宋体" w:eastAsia="宋体" w:hAnsi="宋体" w:hint="eastAsia"/>
-        </w:rPr>
-        <w:t>银行营业部经理如何审核客户工资信息的详细步骤。</w:t>
-      </w:r>
-    </w:p>
-    <w:p>
-      <w:pPr>
-        <w:rPr>
-          <w:rFonts w:ascii="宋体" w:eastAsia="宋体" w:hAnsi="宋体"/>
-        </w:rPr>
-      </w:pPr>
-    </w:p>
-    <w:p>
-      <w:pPr>
-        <w:rPr>
-          <w:rFonts w:ascii="宋体" w:eastAsia="宋体" w:hAnsi="宋体"/>
-        </w:rPr>
-      </w:pPr>
-      <w:r>
-        <w:rPr>
-          <w:rFonts w:ascii="宋体" w:eastAsia="宋体" w:hAnsi="宋体" w:hint="eastAsia"/>
-        </w:rPr>
-        <w:t>八、系统维护与安全</w:t>
-      </w:r>
-    </w:p>
-    <w:p>
-      <w:pPr>
-        <w:rPr>
-          <w:rFonts w:ascii="宋体" w:eastAsia="宋体" w:hAnsi="宋体"/>
-        </w:rPr>
-      </w:pPr>
-      <w:r>
-        <w:rPr>
-          <w:rFonts w:ascii="宋体" w:eastAsia="宋体" w:hAnsi="宋体" w:hint="eastAsia"/>
-        </w:rPr>
-        <w:t>本章节介绍了系统的维护和安全管理相关内容，包括数据备份与恢复、系统日志记录和用户权限管理等。</w:t>
-      </w:r>
-    </w:p>
-    <w:p>
-      <w:pPr>
-        <w:rPr>
-          <w:rFonts w:ascii="宋体" w:eastAsia="宋体" w:hAnsi="宋体"/>
-        </w:rPr>
-      </w:pPr>
-    </w:p>
-    <w:p>
-      <w:pPr>
-        <w:rPr>
-          <w:rFonts w:ascii="宋体" w:eastAsia="宋体" w:hAnsi="宋体"/>
-        </w:rPr>
-      </w:pPr>
-      <w:r>
-        <w:rPr>
-          <w:rFonts w:ascii="宋体" w:eastAsia="宋体" w:hAnsi="宋体"/>
-        </w:rPr>
-        <w:t>8.1 数据备份与恢复</w:t>
-      </w:r>
-    </w:p>
-    <w:p>
-      <w:pPr>
-        <w:rPr>
-          <w:rFonts w:ascii="宋体" w:eastAsia="宋体" w:hAnsi="宋体"/>
-        </w:rPr>
-      </w:pPr>
-      <w:r>
-        <w:rPr>
-          <w:rFonts w:ascii="宋体" w:eastAsia="宋体" w:hAnsi="宋体" w:hint="eastAsia"/>
-        </w:rPr>
-        <w:lastRenderedPageBreak/>
+          <w:rFonts w:ascii="宋体" w:eastAsia="宋体" w:hAnsi="宋体" w:hint="eastAsia"/>
+        </w:rPr>
         <w:t>如何进行系统数据的备份和恢复的详细步骤。</w:t>
       </w:r>
     </w:p>
@@ -2631,6 +2630,28 @@
       <w:jc w:val="both"/>
     </w:pPr>
   </w:style>
+  <w:style w:type="paragraph" w:styleId="1">
+    <w:name w:val="heading 1"/>
+    <w:basedOn w:val="a"/>
+    <w:next w:val="a"/>
+    <w:link w:val="10"/>
+    <w:uiPriority w:val="9"/>
+    <w:qFormat/>
+    <w:rsid w:val="00F571F7"/>
+    <w:pPr>
+      <w:keepNext/>
+      <w:keepLines/>
+      <w:spacing w:before="340" w:after="330" w:line="578" w:lineRule="auto"/>
+      <w:outlineLvl w:val="0"/>
+    </w:pPr>
+    <w:rPr>
+      <w:b/>
+      <w:bCs/>
+      <w:kern w:val="44"/>
+      <w:sz w:val="44"/>
+      <w:szCs w:val="44"/>
+    </w:rPr>
+  </w:style>
   <w:style w:type="character" w:default="1" w:styleId="a0">
     <w:name w:val="Default Paragraph Font"/>
     <w:uiPriority w:val="1"/>
@@ -2718,6 +2739,20 @@
     <w:rPr>
       <w:sz w:val="18"/>
       <w:szCs w:val="18"/>
+    </w:rPr>
+  </w:style>
+  <w:style w:type="character" w:customStyle="1" w:styleId="10">
+    <w:name w:val="标题 1 字符"/>
+    <w:basedOn w:val="a0"/>
+    <w:link w:val="1"/>
+    <w:uiPriority w:val="9"/>
+    <w:rsid w:val="00F571F7"/>
+    <w:rPr>
+      <w:b/>
+      <w:bCs/>
+      <w:kern w:val="44"/>
+      <w:sz w:val="44"/>
+      <w:szCs w:val="44"/>
     </w:rPr>
   </w:style>
 </w:styles>
